--- a/Ягупов_АО_отчет_ЛР1.docx
+++ b/Ягупов_АО_отчет_ЛР1.docx
@@ -1,6 +1,6 @@
 
 <file path=word/document.xml><?xml version="1.0" encoding="utf-8"?>
-<w:document xmlns:wpc="http://schemas.microsoft.com/office/word/2010/wordprocessingCanvas" xmlns:mc="http://schemas.openxmlformats.org/markup-compatibility/2006" xmlns:o="urn:schemas-microsoft-com:office:office" xmlns:r="http://schemas.openxmlformats.org/officeDocument/2006/relationships" xmlns:m="http://schemas.openxmlformats.org/officeDocument/2006/math" xmlns:v="urn:schemas-microsoft-com:vml" xmlns:wp14="http://schemas.microsoft.com/office/word/2010/wordprocessingDrawing" xmlns:wp="http://schemas.openxmlformats.org/drawingml/2006/wordprocessingDrawing" xmlns:w10="urn:schemas-microsoft-com:office:word" xmlns:w="http://schemas.openxmlformats.org/wordprocessingml/2006/main" xmlns:w14="http://schemas.microsoft.com/office/word/2010/wordml" xmlns:w15="http://schemas.microsoft.com/office/word/2012/wordml" xmlns:wpg="http://schemas.microsoft.com/office/word/2010/wordprocessingGroup" xmlns:wpi="http://schemas.microsoft.com/office/word/2010/wordprocessingInk" xmlns:wne="http://schemas.microsoft.com/office/word/2006/wordml" xmlns:wps="http://schemas.microsoft.com/office/word/2010/wordprocessingShape" mc:Ignorable="w14 w15 wp14">
+<w:document xmlns:wpc="http://schemas.microsoft.com/office/word/2010/wordprocessingCanvas" xmlns:cx="http://schemas.microsoft.com/office/drawing/2014/chartex" xmlns:mc="http://schemas.openxmlformats.org/markup-compatibility/2006" xmlns:o="urn:schemas-microsoft-com:office:office" xmlns:r="http://schemas.openxmlformats.org/officeDocument/2006/relationships" xmlns:m="http://schemas.openxmlformats.org/officeDocument/2006/math" xmlns:v="urn:schemas-microsoft-com:vml" xmlns:wp14="http://schemas.microsoft.com/office/word/2010/wordprocessingDrawing" xmlns:wp="http://schemas.openxmlformats.org/drawingml/2006/wordprocessingDrawing" xmlns:w10="urn:schemas-microsoft-com:office:word" xmlns:w="http://schemas.openxmlformats.org/wordprocessingml/2006/main" xmlns:w14="http://schemas.microsoft.com/office/word/2010/wordml" xmlns:w15="http://schemas.microsoft.com/office/word/2012/wordml" xmlns:w16se="http://schemas.microsoft.com/office/word/2015/wordml/symex" xmlns:wpg="http://schemas.microsoft.com/office/word/2010/wordprocessingGroup" xmlns:wpi="http://schemas.microsoft.com/office/word/2010/wordprocessingInk" xmlns:wne="http://schemas.microsoft.com/office/word/2006/wordml" xmlns:wps="http://schemas.microsoft.com/office/word/2010/wordprocessingShape" mc:Ignorable="w14 w15 w16se wp14">
   <w:body>
     <w:p>
       <w:pPr>
@@ -308,7 +308,6 @@
           <w:lang w:val="ru-RU"/>
         </w:rPr>
       </w:pPr>
-      <w:proofErr w:type="gramStart"/>
       <w:r>
         <w:rPr>
           <w:rFonts w:ascii="Calibri" w:eastAsia="Calibri" w:hAnsi="Calibri" w:cs="Calibri"/>
@@ -339,18 +338,7 @@
           <w:szCs w:val="28"/>
           <w:lang w:val="ru-RU"/>
         </w:rPr>
-        <w:t>Ученик</w:t>
-      </w:r>
-      <w:proofErr w:type="gramEnd"/>
-      <w:r>
-        <w:rPr>
-          <w:rFonts w:ascii="Calibri" w:eastAsia="Calibri" w:hAnsi="Calibri" w:cs="Calibri"/>
-          <w:color w:val="000000"/>
-          <w:sz w:val="28"/>
-          <w:szCs w:val="28"/>
-          <w:lang w:val="ru-RU"/>
-        </w:rPr>
-        <w:t xml:space="preserve"> 9</w:t>
+        <w:t>Ученик 9</w:t>
       </w:r>
       <w:r>
         <w:rPr>
@@ -423,7 +411,6 @@
         </w:rPr>
         <w:br/>
       </w:r>
-      <w:proofErr w:type="gramStart"/>
       <w:r>
         <w:rPr>
           <w:rFonts w:ascii="Calibri" w:eastAsia="Calibri" w:hAnsi="Calibri" w:cs="Calibri"/>
@@ -454,18 +441,7 @@
           <w:szCs w:val="28"/>
           <w:lang w:val="ru-RU"/>
         </w:rPr>
-        <w:t>Калмыков</w:t>
-      </w:r>
-      <w:proofErr w:type="gramEnd"/>
-      <w:r>
-        <w:rPr>
-          <w:rFonts w:ascii="Calibri" w:eastAsia="Calibri" w:hAnsi="Calibri" w:cs="Calibri"/>
-          <w:color w:val="000000"/>
-          <w:sz w:val="28"/>
-          <w:szCs w:val="28"/>
-          <w:lang w:val="ru-RU"/>
-        </w:rPr>
-        <w:t xml:space="preserve"> Ю.В.</w:t>
+        <w:t>Калмыков Ю.В.</w:t>
       </w:r>
     </w:p>
     <w:p>
@@ -847,7 +823,7 @@
           <w:p>
             <w:pPr>
               <w:spacing w:after="0" w:line="240" w:lineRule="auto"/>
-              <w:ind w:firstLineChars="100" w:firstLine="281"/>
+              <w:ind w:firstLineChars="100" w:firstLine="280"/>
               <w:rPr>
                 <w:rFonts w:ascii="Arial" w:eastAsia="Times New Roman" w:hAnsi="Arial" w:cs="Arial"/>
                 <w:b/>
@@ -886,7 +862,7 @@
           <w:p>
             <w:pPr>
               <w:spacing w:after="0" w:line="240" w:lineRule="auto"/>
-              <w:ind w:firstLineChars="100" w:firstLine="281"/>
+              <w:ind w:firstLineChars="100" w:firstLine="280"/>
               <w:rPr>
                 <w:rFonts w:ascii="Arial" w:eastAsia="Times New Roman" w:hAnsi="Arial" w:cs="Arial"/>
                 <w:b/>
@@ -925,7 +901,7 @@
           <w:p>
             <w:pPr>
               <w:spacing w:after="0" w:line="240" w:lineRule="auto"/>
-              <w:ind w:firstLineChars="100" w:firstLine="281"/>
+              <w:ind w:firstLineChars="100" w:firstLine="280"/>
               <w:rPr>
                 <w:rFonts w:ascii="Arial" w:eastAsia="Times New Roman" w:hAnsi="Arial" w:cs="Arial"/>
                 <w:b/>
@@ -1661,11 +1637,3849 @@
     <w:p>
       <w:pPr>
         <w:spacing w:line="240" w:lineRule="auto"/>
+        <w:jc w:val="center"/>
+        <w:rPr>
+          <w:rFonts w:ascii="Times New Roman" w:eastAsia="Times New Roman" w:hAnsi="Times New Roman" w:cs="Times New Roman"/>
+          <w:color w:val="000000"/>
+          <w:sz w:val="32"/>
+          <w:szCs w:val="32"/>
+          <w:lang w:val="ru-RU"/>
+        </w:rPr>
+      </w:pPr>
+      <w:r>
+        <w:rPr>
+          <w:rFonts w:ascii="Times New Roman" w:eastAsia="Times New Roman" w:hAnsi="Times New Roman" w:cs="Times New Roman"/>
+          <w:color w:val="000000"/>
+          <w:sz w:val="32"/>
+          <w:szCs w:val="32"/>
+          <w:lang w:val="ru-RU"/>
+        </w:rPr>
+        <w:lastRenderedPageBreak/>
+        <w:t>Алгоритм</w:t>
+      </w:r>
+    </w:p>
+    <w:p>
+      <w:pPr>
+        <w:spacing w:line="240" w:lineRule="auto"/>
+        <w:rPr>
+          <w:rFonts w:ascii="Times New Roman" w:eastAsia="Times New Roman" w:hAnsi="Times New Roman" w:cs="Times New Roman"/>
+          <w:color w:val="000000"/>
+          <w:sz w:val="20"/>
+          <w:szCs w:val="32"/>
+          <w:lang w:val="ru-RU"/>
+        </w:rPr>
+      </w:pPr>
+    </w:p>
+    <w:p>
+      <w:pPr>
+        <w:pStyle w:val="a9"/>
+        <w:rPr>
+          <w:lang w:val="ru-RU"/>
+        </w:rPr>
+      </w:pPr>
+    </w:p>
+    <w:p>
+      <w:pPr>
+        <w:pStyle w:val="a9"/>
+        <w:rPr>
+          <w:lang w:val="ru-RU"/>
+        </w:rPr>
+      </w:pPr>
+      <w:r>
+        <w:rPr>
+          <w:lang w:val="ru-RU"/>
+        </w:rPr>
+        <w:t>функция вывода часов</w:t>
+      </w:r>
+    </w:p>
+    <w:p>
+      <w:pPr>
+        <w:pStyle w:val="a9"/>
+        <w:rPr>
+          <w:lang w:val="ru-RU"/>
+        </w:rPr>
+      </w:pPr>
+      <w:r>
+        <w:rPr>
+          <w:lang w:val="ru-RU"/>
+        </w:rPr>
+        <w:t xml:space="preserve">    вывод часов в формате целое число</w:t>
+      </w:r>
+    </w:p>
+    <w:p>
+      <w:pPr>
+        <w:pStyle w:val="a9"/>
+        <w:rPr>
+          <w:lang w:val="ru-RU"/>
+        </w:rPr>
+      </w:pPr>
+      <w:r>
+        <w:rPr>
+          <w:lang w:val="ru-RU"/>
+        </w:rPr>
+        <w:t xml:space="preserve">  </w:t>
+      </w:r>
+      <w:r>
+        <w:rPr>
+          <w:lang w:val="ru-RU"/>
+        </w:rPr>
+        <w:t xml:space="preserve">  находим последнюю цифру числа</w:t>
+      </w:r>
+    </w:p>
+    <w:p>
+      <w:pPr>
+        <w:pStyle w:val="a9"/>
+        <w:rPr>
+          <w:lang w:val="ru-RU"/>
+        </w:rPr>
+      </w:pPr>
+      <w:r>
+        <w:rPr>
+          <w:lang w:val="ru-RU"/>
+        </w:rPr>
+        <w:t xml:space="preserve">    если 11 &lt;= часы &lt;= 14: выводим "часов"</w:t>
+      </w:r>
+    </w:p>
+    <w:p>
+      <w:pPr>
+        <w:pStyle w:val="a9"/>
+        <w:rPr>
+          <w:lang w:val="ru-RU"/>
+        </w:rPr>
+      </w:pPr>
+      <w:r>
+        <w:rPr>
+          <w:lang w:val="ru-RU"/>
+        </w:rPr>
+        <w:t xml:space="preserve">    иначе если последняя цифра числа = 1: выводим "час"</w:t>
+      </w:r>
+    </w:p>
+    <w:p>
+      <w:pPr>
+        <w:pStyle w:val="a9"/>
+        <w:rPr>
+          <w:lang w:val="ru-RU"/>
+        </w:rPr>
+      </w:pPr>
+      <w:r>
+        <w:rPr>
+          <w:lang w:val="ru-RU"/>
+        </w:rPr>
+        <w:t xml:space="preserve">    иначе если 2 &lt;= последняя цифра числа &lt;= 4: выводим "часа"</w:t>
+      </w:r>
+    </w:p>
+    <w:p>
+      <w:pPr>
+        <w:pStyle w:val="a9"/>
+        <w:rPr>
+          <w:lang w:val="ru-RU"/>
+        </w:rPr>
+      </w:pPr>
+      <w:r>
+        <w:rPr>
+          <w:lang w:val="ru-RU"/>
+        </w:rPr>
+        <w:t xml:space="preserve">    иначе: выводим "часов"</w:t>
+      </w:r>
+    </w:p>
+    <w:p>
+      <w:pPr>
+        <w:pStyle w:val="a9"/>
+        <w:rPr>
+          <w:lang w:val="ru-RU"/>
+        </w:rPr>
+      </w:pPr>
+    </w:p>
+    <w:p>
+      <w:pPr>
+        <w:pStyle w:val="a9"/>
+        <w:rPr>
+          <w:lang w:val="ru-RU"/>
+        </w:rPr>
+      </w:pPr>
+    </w:p>
+    <w:p>
+      <w:pPr>
+        <w:pStyle w:val="a9"/>
+        <w:rPr>
+          <w:lang w:val="ru-RU"/>
+        </w:rPr>
+      </w:pPr>
+      <w:r>
+        <w:rPr>
+          <w:lang w:val="ru-RU"/>
+        </w:rPr>
+        <w:t>функция перевод минут</w:t>
+      </w:r>
+    </w:p>
+    <w:p>
+      <w:pPr>
+        <w:pStyle w:val="a9"/>
+        <w:rPr>
+          <w:lang w:val="ru-RU"/>
+        </w:rPr>
+      </w:pPr>
+      <w:r>
+        <w:rPr>
+          <w:lang w:val="ru-RU"/>
+        </w:rPr>
+        <w:t xml:space="preserve">    если минуты не равны 0, то</w:t>
+      </w:r>
+    </w:p>
+    <w:p>
+      <w:pPr>
+        <w:pStyle w:val="a9"/>
+        <w:rPr>
+          <w:lang w:val="ru-RU"/>
+        </w:rPr>
+      </w:pPr>
+      <w:r>
+        <w:rPr>
+          <w:lang w:val="ru-RU"/>
+        </w:rPr>
+        <w:t xml:space="preserve">        вывод минут в формате целое число</w:t>
+      </w:r>
+    </w:p>
+    <w:p>
+      <w:pPr>
+        <w:pStyle w:val="a9"/>
+        <w:rPr>
+          <w:lang w:val="ru-RU"/>
+        </w:rPr>
+      </w:pPr>
+      <w:r>
+        <w:rPr>
+          <w:lang w:val="ru-RU"/>
+        </w:rPr>
+        <w:t xml:space="preserve">      </w:t>
+      </w:r>
+      <w:r>
+        <w:rPr>
+          <w:lang w:val="ru-RU"/>
+        </w:rPr>
+        <w:t xml:space="preserve">  находим последнюю цифру числа</w:t>
+      </w:r>
+    </w:p>
+    <w:p>
+      <w:pPr>
+        <w:pStyle w:val="a9"/>
+        <w:rPr>
+          <w:lang w:val="ru-RU"/>
+        </w:rPr>
+      </w:pPr>
+      <w:r>
+        <w:rPr>
+          <w:lang w:val="ru-RU"/>
+        </w:rPr>
+        <w:t xml:space="preserve">        </w:t>
+      </w:r>
+      <w:proofErr w:type="gramStart"/>
+      <w:r>
+        <w:rPr>
+          <w:lang w:val="ru-RU"/>
+        </w:rPr>
+        <w:t>если  11</w:t>
+      </w:r>
+      <w:proofErr w:type="gramEnd"/>
+      <w:r>
+        <w:rPr>
+          <w:lang w:val="ru-RU"/>
+        </w:rPr>
+        <w:t xml:space="preserve"> &lt;= минуты &lt;= 14: выводим "минут"</w:t>
+      </w:r>
+    </w:p>
+    <w:p>
+      <w:pPr>
+        <w:pStyle w:val="a9"/>
+        <w:rPr>
+          <w:lang w:val="ru-RU"/>
+        </w:rPr>
+      </w:pPr>
+      <w:r>
+        <w:rPr>
+          <w:lang w:val="ru-RU"/>
+        </w:rPr>
+        <w:t xml:space="preserve">        иначе если последняя цифра числа = 1: выводим "минута"</w:t>
+      </w:r>
+    </w:p>
+    <w:p>
+      <w:pPr>
+        <w:pStyle w:val="a9"/>
+        <w:rPr>
+          <w:lang w:val="ru-RU"/>
+        </w:rPr>
+      </w:pPr>
+      <w:r>
+        <w:rPr>
+          <w:lang w:val="ru-RU"/>
+        </w:rPr>
+        <w:t xml:space="preserve">        иначе если 2 &lt;= последняя цифра числа &lt;= 4: выводим "минуты"</w:t>
+      </w:r>
+    </w:p>
+    <w:p>
+      <w:pPr>
+        <w:pStyle w:val="a9"/>
+        <w:rPr>
+          <w:lang w:val="ru-RU"/>
+        </w:rPr>
+      </w:pPr>
+      <w:r>
+        <w:rPr>
+          <w:lang w:val="ru-RU"/>
+        </w:rPr>
+        <w:t xml:space="preserve">        иначе: выводим "минут"</w:t>
+      </w:r>
+    </w:p>
+    <w:p>
+      <w:pPr>
+        <w:pStyle w:val="a9"/>
+        <w:rPr>
+          <w:lang w:val="ru-RU"/>
+        </w:rPr>
+      </w:pPr>
+    </w:p>
+    <w:p>
+      <w:pPr>
+        <w:pStyle w:val="a9"/>
+        <w:rPr>
+          <w:lang w:val="ru-RU"/>
+        </w:rPr>
+      </w:pPr>
+      <w:r>
+        <w:rPr>
+          <w:lang w:val="ru-RU"/>
+        </w:rPr>
+        <w:t>вывод времени дня</w:t>
+      </w:r>
+    </w:p>
+    <w:p>
+      <w:pPr>
+        <w:pStyle w:val="a9"/>
+        <w:rPr>
+          <w:lang w:val="ru-RU"/>
+        </w:rPr>
+      </w:pPr>
+      <w:r>
+        <w:rPr>
+          <w:lang w:val="ru-RU"/>
+        </w:rPr>
+        <w:t xml:space="preserve">    если 0 &lt;= часы </w:t>
+      </w:r>
+      <w:proofErr w:type="gramStart"/>
+      <w:r>
+        <w:rPr>
+          <w:lang w:val="ru-RU"/>
+        </w:rPr>
+        <w:t>&lt; 6</w:t>
+      </w:r>
+      <w:proofErr w:type="gramEnd"/>
+      <w:r>
+        <w:rPr>
+          <w:lang w:val="ru-RU"/>
+        </w:rPr>
+        <w:t>: выводим "ночи"</w:t>
+      </w:r>
+    </w:p>
+    <w:p>
+      <w:pPr>
+        <w:pStyle w:val="a9"/>
+        <w:rPr>
+          <w:lang w:val="ru-RU"/>
+        </w:rPr>
+      </w:pPr>
+      <w:r>
+        <w:rPr>
+          <w:lang w:val="ru-RU"/>
+        </w:rPr>
+        <w:t xml:space="preserve">    иначе если 6 &lt;= часы </w:t>
+      </w:r>
+      <w:proofErr w:type="gramStart"/>
+      <w:r>
+        <w:rPr>
+          <w:lang w:val="ru-RU"/>
+        </w:rPr>
+        <w:t>&lt; 12</w:t>
+      </w:r>
+      <w:proofErr w:type="gramEnd"/>
+      <w:r>
+        <w:rPr>
+          <w:lang w:val="ru-RU"/>
+        </w:rPr>
+        <w:t>: выводим "утра"</w:t>
+      </w:r>
+    </w:p>
+    <w:p>
+      <w:pPr>
+        <w:pStyle w:val="a9"/>
+        <w:rPr>
+          <w:lang w:val="ru-RU"/>
+        </w:rPr>
+      </w:pPr>
+      <w:r>
+        <w:rPr>
+          <w:lang w:val="ru-RU"/>
+        </w:rPr>
+        <w:t xml:space="preserve">    иначе если 12 &lt;= часы </w:t>
+      </w:r>
+      <w:proofErr w:type="gramStart"/>
+      <w:r>
+        <w:rPr>
+          <w:lang w:val="ru-RU"/>
+        </w:rPr>
+        <w:t>&lt; 18</w:t>
+      </w:r>
+      <w:proofErr w:type="gramEnd"/>
+      <w:r>
+        <w:rPr>
+          <w:lang w:val="ru-RU"/>
+        </w:rPr>
+        <w:t>: выводим "дня"</w:t>
+      </w:r>
+    </w:p>
+    <w:p>
+      <w:pPr>
+        <w:pStyle w:val="a9"/>
+        <w:rPr>
+          <w:lang w:val="ru-RU"/>
+        </w:rPr>
+      </w:pPr>
+      <w:r>
+        <w:rPr>
+          <w:lang w:val="ru-RU"/>
+        </w:rPr>
+        <w:t xml:space="preserve">    иначе: выводим "вечера"</w:t>
+      </w:r>
+    </w:p>
+    <w:p>
+      <w:pPr>
+        <w:pStyle w:val="a9"/>
+        <w:rPr>
+          <w:lang w:val="ru-RU"/>
+        </w:rPr>
+      </w:pPr>
+    </w:p>
+    <w:p>
+      <w:pPr>
+        <w:pStyle w:val="a9"/>
+        <w:rPr>
+          <w:lang w:val="ru-RU"/>
+        </w:rPr>
+      </w:pPr>
+      <w:r>
+        <w:rPr>
+          <w:lang w:val="ru-RU"/>
+        </w:rPr>
+        <w:t>вывод ровно</w:t>
+      </w:r>
+    </w:p>
+    <w:p>
+      <w:pPr>
+        <w:pStyle w:val="a9"/>
+        <w:rPr>
+          <w:lang w:val="ru-RU"/>
+        </w:rPr>
+      </w:pPr>
+      <w:r>
+        <w:rPr>
+          <w:lang w:val="ru-RU"/>
+        </w:rPr>
+        <w:t xml:space="preserve">    если минуты = 0: выводим "ровно"</w:t>
+      </w:r>
+    </w:p>
+    <w:p>
+      <w:pPr>
+        <w:pStyle w:val="a9"/>
+        <w:rPr>
+          <w:lang w:val="ru-RU"/>
+        </w:rPr>
+      </w:pPr>
+    </w:p>
+    <w:p>
+      <w:pPr>
+        <w:pStyle w:val="a9"/>
+        <w:rPr>
+          <w:lang w:val="ru-RU"/>
+        </w:rPr>
+      </w:pPr>
+      <w:r>
+        <w:rPr>
+          <w:lang w:val="ru-RU"/>
+        </w:rPr>
+        <w:t>проверка введенных часов</w:t>
+      </w:r>
+    </w:p>
+    <w:p>
+      <w:pPr>
+        <w:pStyle w:val="a9"/>
+        <w:rPr>
+          <w:lang w:val="ru-RU"/>
+        </w:rPr>
+      </w:pPr>
+      <w:r>
+        <w:rPr>
+          <w:lang w:val="ru-RU"/>
+        </w:rPr>
+        <w:t xml:space="preserve">   если </w:t>
+      </w:r>
+      <w:proofErr w:type="gramStart"/>
+      <w:r>
+        <w:rPr>
+          <w:lang w:val="ru-RU"/>
+        </w:rPr>
+        <w:t>часы &gt;</w:t>
+      </w:r>
+      <w:proofErr w:type="gramEnd"/>
+      <w:r>
+        <w:rPr>
+          <w:lang w:val="ru-RU"/>
+        </w:rPr>
+        <w:t>= 0 и часы &lt;= 23: все хорошо</w:t>
+      </w:r>
+    </w:p>
+    <w:p>
+      <w:pPr>
+        <w:pStyle w:val="a9"/>
+        <w:rPr>
+          <w:lang w:val="ru-RU"/>
+        </w:rPr>
+      </w:pPr>
+      <w:r>
+        <w:rPr>
+          <w:lang w:val="ru-RU"/>
+        </w:rPr>
+        <w:t xml:space="preserve">   иначе: пользователь </w:t>
+      </w:r>
+      <w:proofErr w:type="gramStart"/>
+      <w:r>
+        <w:rPr>
+          <w:lang w:val="ru-RU"/>
+        </w:rPr>
+        <w:t>что то</w:t>
+      </w:r>
+      <w:proofErr w:type="gramEnd"/>
+      <w:r>
+        <w:rPr>
+          <w:lang w:val="ru-RU"/>
+        </w:rPr>
+        <w:t xml:space="preserve"> не так ввел</w:t>
+      </w:r>
+    </w:p>
+    <w:p>
+      <w:pPr>
+        <w:pStyle w:val="a9"/>
+        <w:rPr>
+          <w:lang w:val="ru-RU"/>
+        </w:rPr>
+      </w:pPr>
+    </w:p>
+    <w:p>
+      <w:pPr>
+        <w:pStyle w:val="a9"/>
+        <w:rPr>
+          <w:lang w:val="ru-RU"/>
+        </w:rPr>
+      </w:pPr>
+      <w:r>
+        <w:rPr>
+          <w:lang w:val="ru-RU"/>
+        </w:rPr>
+        <w:t>проверка введенных минут</w:t>
+      </w:r>
+    </w:p>
+    <w:p>
+      <w:pPr>
+        <w:pStyle w:val="a9"/>
+        <w:rPr>
+          <w:lang w:val="ru-RU"/>
+        </w:rPr>
+      </w:pPr>
+      <w:r>
+        <w:rPr>
+          <w:lang w:val="ru-RU"/>
+        </w:rPr>
+        <w:t xml:space="preserve">    если </w:t>
+      </w:r>
+      <w:proofErr w:type="gramStart"/>
+      <w:r>
+        <w:rPr>
+          <w:lang w:val="ru-RU"/>
+        </w:rPr>
+        <w:t>минуты &gt;</w:t>
+      </w:r>
+      <w:proofErr w:type="gramEnd"/>
+      <w:r>
+        <w:rPr>
+          <w:lang w:val="ru-RU"/>
+        </w:rPr>
+        <w:t>= 0 и минуты &lt;= 59: все хорошо</w:t>
+      </w:r>
+    </w:p>
+    <w:p>
+      <w:pPr>
+        <w:pStyle w:val="a9"/>
+        <w:rPr>
+          <w:lang w:val="ru-RU"/>
+        </w:rPr>
+      </w:pPr>
+      <w:r>
+        <w:rPr>
+          <w:lang w:val="ru-RU"/>
+        </w:rPr>
+        <w:t xml:space="preserve">    иначе: </w:t>
+      </w:r>
+      <w:r>
+        <w:rPr>
+          <w:lang w:val="ru-RU"/>
+        </w:rPr>
+        <w:t xml:space="preserve">пользователь </w:t>
+      </w:r>
+      <w:proofErr w:type="gramStart"/>
+      <w:r>
+        <w:rPr>
+          <w:lang w:val="ru-RU"/>
+        </w:rPr>
+        <w:t>что то</w:t>
+      </w:r>
+      <w:proofErr w:type="gramEnd"/>
+      <w:r>
+        <w:rPr>
+          <w:lang w:val="ru-RU"/>
+        </w:rPr>
+        <w:t xml:space="preserve"> не так ввел</w:t>
+      </w:r>
+    </w:p>
+    <w:p>
+      <w:pPr>
+        <w:pStyle w:val="a9"/>
+        <w:rPr>
+          <w:lang w:val="ru-RU"/>
+        </w:rPr>
+      </w:pPr>
+    </w:p>
+    <w:p>
+      <w:pPr>
+        <w:pStyle w:val="a9"/>
+        <w:rPr>
+          <w:lang w:val="ru-RU"/>
+        </w:rPr>
+      </w:pPr>
+      <w:r>
+        <w:rPr>
+          <w:lang w:val="ru-RU"/>
+        </w:rPr>
+        <w:t>основная часть программы:</w:t>
+      </w:r>
+    </w:p>
+    <w:p>
+      <w:pPr>
+        <w:pStyle w:val="a9"/>
+        <w:rPr>
+          <w:lang w:val="ru-RU"/>
+        </w:rPr>
+      </w:pPr>
+      <w:r>
+        <w:rPr>
+          <w:lang w:val="ru-RU"/>
+        </w:rPr>
+        <w:t xml:space="preserve">    просим ввести время в нужном формате</w:t>
+      </w:r>
+    </w:p>
+    <w:p>
+      <w:pPr>
+        <w:pStyle w:val="a9"/>
+        <w:rPr>
+          <w:lang w:val="ru-RU"/>
+        </w:rPr>
+      </w:pPr>
+      <w:r>
+        <w:rPr>
+          <w:lang w:val="ru-RU"/>
+        </w:rPr>
+        <w:t xml:space="preserve">    получаем данные пользователя</w:t>
+      </w:r>
+    </w:p>
+    <w:p>
+      <w:pPr>
+        <w:pStyle w:val="a9"/>
+        <w:rPr>
+          <w:lang w:val="ru-RU"/>
+        </w:rPr>
+      </w:pPr>
+      <w:r>
+        <w:rPr>
+          <w:lang w:val="ru-RU"/>
+        </w:rPr>
+        <w:t xml:space="preserve">    проверяем сколько чисел введено</w:t>
+      </w:r>
+    </w:p>
+    <w:p>
+      <w:pPr>
+        <w:pStyle w:val="a9"/>
+        <w:rPr>
+          <w:lang w:val="ru-RU"/>
+        </w:rPr>
+      </w:pPr>
+      <w:r>
+        <w:rPr>
+          <w:lang w:val="ru-RU"/>
+        </w:rPr>
+        <w:t xml:space="preserve">    </w:t>
+      </w:r>
+    </w:p>
+    <w:p>
+      <w:pPr>
+        <w:pStyle w:val="a9"/>
+        <w:rPr>
+          <w:lang w:val="ru-RU"/>
+        </w:rPr>
+      </w:pPr>
+      <w:r>
+        <w:rPr>
+          <w:lang w:val="ru-RU"/>
+        </w:rPr>
+        <w:t xml:space="preserve">    пробуем преобразовать введенные строки в числа</w:t>
+      </w:r>
+    </w:p>
+    <w:p>
+      <w:pPr>
+        <w:pStyle w:val="a9"/>
+        <w:rPr>
+          <w:lang w:val="ru-RU"/>
+        </w:rPr>
+      </w:pPr>
+      <w:r>
+        <w:rPr>
+          <w:lang w:val="ru-RU"/>
+        </w:rPr>
+        <w:t xml:space="preserve">    если не получается - ошибка</w:t>
+      </w:r>
+    </w:p>
+    <w:p>
+      <w:pPr>
+        <w:pStyle w:val="a9"/>
+        <w:rPr>
+          <w:lang w:val="ru-RU"/>
+        </w:rPr>
+      </w:pPr>
+      <w:r>
+        <w:rPr>
+          <w:lang w:val="ru-RU"/>
+        </w:rPr>
+        <w:t xml:space="preserve">    проверяем часы на корректность значений</w:t>
+      </w:r>
+      <w:r>
+        <w:rPr>
+          <w:lang w:val="ru-RU"/>
+        </w:rPr>
+        <w:t xml:space="preserve"> </w:t>
+      </w:r>
+      <w:r>
+        <w:rPr>
+          <w:lang w:val="ru-RU"/>
+        </w:rPr>
+        <w:t xml:space="preserve">(от 0 до 23) </w:t>
+      </w:r>
+    </w:p>
+    <w:p>
+      <w:pPr>
+        <w:pStyle w:val="a9"/>
+        <w:rPr>
+          <w:lang w:val="ru-RU"/>
+        </w:rPr>
+      </w:pPr>
+      <w:r>
+        <w:rPr>
+          <w:lang w:val="ru-RU"/>
+        </w:rPr>
+        <w:t xml:space="preserve">    проверяем минуты на корректность значений</w:t>
+      </w:r>
+      <w:r>
+        <w:rPr>
+          <w:lang w:val="ru-RU"/>
+        </w:rPr>
+        <w:t xml:space="preserve"> </w:t>
+      </w:r>
+      <w:bookmarkStart w:id="1" w:name="_GoBack"/>
+      <w:bookmarkEnd w:id="1"/>
+      <w:r>
+        <w:rPr>
+          <w:lang w:val="ru-RU"/>
+        </w:rPr>
+        <w:t>(от 0 до 59)</w:t>
+      </w:r>
+    </w:p>
+    <w:p>
+      <w:pPr>
+        <w:pStyle w:val="a9"/>
+        <w:rPr>
+          <w:lang w:val="ru-RU"/>
+        </w:rPr>
+      </w:pPr>
+    </w:p>
+    <w:p>
+      <w:pPr>
+        <w:pStyle w:val="a9"/>
+        <w:rPr>
+          <w:lang w:val="ru-RU"/>
+        </w:rPr>
+      </w:pPr>
+      <w:r>
+        <w:rPr>
+          <w:lang w:val="ru-RU"/>
+        </w:rPr>
+        <w:t xml:space="preserve">    если часы = 0 и минуты = </w:t>
+      </w:r>
+      <w:proofErr w:type="gramStart"/>
+      <w:r>
+        <w:rPr>
+          <w:lang w:val="ru-RU"/>
+        </w:rPr>
+        <w:t>0:  "</w:t>
+      </w:r>
+      <w:proofErr w:type="gramEnd"/>
+      <w:r>
+        <w:rPr>
+          <w:lang w:val="ru-RU"/>
+        </w:rPr>
+        <w:t>полночь"</w:t>
+      </w:r>
+    </w:p>
+    <w:p>
+      <w:pPr>
+        <w:pStyle w:val="a9"/>
+        <w:rPr>
+          <w:lang w:val="ru-RU"/>
+        </w:rPr>
+      </w:pPr>
+      <w:r>
+        <w:rPr>
+          <w:lang w:val="ru-RU"/>
+        </w:rPr>
+        <w:t xml:space="preserve">    если часы = 12 и минуты = 0: "полдень"</w:t>
+      </w:r>
+    </w:p>
+    <w:p>
+      <w:pPr>
+        <w:pStyle w:val="a9"/>
+        <w:rPr>
+          <w:lang w:val="ru-RU"/>
+        </w:rPr>
+      </w:pPr>
+      <w:r>
+        <w:rPr>
+          <w:lang w:val="ru-RU"/>
+        </w:rPr>
+        <w:t xml:space="preserve">    иначе:</w:t>
+      </w:r>
+    </w:p>
+    <w:p>
+      <w:pPr>
+        <w:pStyle w:val="a9"/>
+        <w:rPr>
+          <w:lang w:val="ru-RU"/>
+        </w:rPr>
+      </w:pPr>
+      <w:r>
+        <w:rPr>
+          <w:lang w:val="ru-RU"/>
+        </w:rPr>
+        <w:t xml:space="preserve">        пробуем вывести числа</w:t>
+      </w:r>
+      <w:r>
+        <w:rPr>
+          <w:lang w:val="ru-RU"/>
+        </w:rPr>
+        <w:t xml:space="preserve"> (</w:t>
+      </w:r>
+      <w:r>
+        <w:rPr>
+          <w:lang w:val="ru-RU"/>
+        </w:rPr>
+        <w:t xml:space="preserve">функция вывода часов и функция перевод </w:t>
+      </w:r>
+      <w:proofErr w:type="gramStart"/>
+      <w:r>
+        <w:rPr>
+          <w:lang w:val="ru-RU"/>
+        </w:rPr>
+        <w:t>минут )</w:t>
+      </w:r>
+      <w:proofErr w:type="gramEnd"/>
+    </w:p>
+    <w:p>
+      <w:pPr>
+        <w:pStyle w:val="a9"/>
+        <w:rPr>
+          <w:lang w:val="ru-RU"/>
+        </w:rPr>
+      </w:pPr>
+      <w:r>
+        <w:rPr>
+          <w:lang w:val="ru-RU"/>
+        </w:rPr>
+        <w:lastRenderedPageBreak/>
+        <w:t xml:space="preserve">        выводим ровное ли время</w:t>
+      </w:r>
+      <w:r>
+        <w:rPr>
+          <w:lang w:val="ru-RU"/>
+        </w:rPr>
+        <w:t xml:space="preserve"> </w:t>
+      </w:r>
+      <w:r>
+        <w:rPr>
+          <w:lang w:val="ru-RU"/>
+        </w:rPr>
+        <w:t>(минуты = 0)</w:t>
+      </w:r>
+    </w:p>
+    <w:p>
+      <w:pPr>
+        <w:pStyle w:val="a9"/>
+        <w:rPr>
+          <w:lang w:val="ru-RU"/>
+        </w:rPr>
+      </w:pPr>
+      <w:r>
+        <w:rPr>
+          <w:lang w:val="ru-RU"/>
+        </w:rPr>
+        <w:t xml:space="preserve">        выводим какое время суток</w:t>
+      </w:r>
+    </w:p>
+    <w:p>
+      <w:pPr>
+        <w:pStyle w:val="a9"/>
+        <w:rPr>
+          <w:lang w:val="ru-RU"/>
+        </w:rPr>
+      </w:pPr>
+    </w:p>
+    <w:p>
+      <w:pPr>
+        <w:pStyle w:val="a9"/>
+        <w:rPr>
+          <w:lang w:val="ru-RU"/>
+        </w:rPr>
+      </w:pPr>
+    </w:p>
+    <w:p>
+      <w:pPr>
+        <w:pStyle w:val="a9"/>
+        <w:rPr>
+          <w:lang w:val="ru-RU"/>
+        </w:rPr>
+      </w:pPr>
+      <w:r>
+        <w:rPr>
+          <w:lang w:val="ru-RU"/>
+        </w:rPr>
+        <w:t>запускаем программу с нужной точки</w:t>
+      </w:r>
+    </w:p>
+    <w:p>
+      <w:pPr>
+        <w:spacing w:line="240" w:lineRule="auto"/>
+        <w:jc w:val="center"/>
+        <w:rPr>
+          <w:rFonts w:ascii="Times New Roman" w:eastAsia="Times New Roman" w:hAnsi="Times New Roman" w:cs="Times New Roman"/>
+          <w:color w:val="000000"/>
+          <w:sz w:val="20"/>
+          <w:szCs w:val="32"/>
+          <w:lang w:val="ru-RU"/>
+        </w:rPr>
+      </w:pPr>
+    </w:p>
+    <w:p>
+      <w:pPr>
+        <w:spacing w:line="240" w:lineRule="auto"/>
+        <w:jc w:val="center"/>
+        <w:rPr>
+          <w:rFonts w:ascii="Times New Roman" w:eastAsia="Times New Roman" w:hAnsi="Times New Roman" w:cs="Times New Roman"/>
+          <w:color w:val="000000"/>
+          <w:sz w:val="20"/>
+          <w:szCs w:val="32"/>
+          <w:lang w:val="ru-RU"/>
+        </w:rPr>
+      </w:pPr>
+    </w:p>
+    <w:p>
+      <w:pPr>
+        <w:spacing w:line="240" w:lineRule="auto"/>
+        <w:jc w:val="center"/>
+        <w:rPr>
+          <w:rFonts w:ascii="Times New Roman" w:eastAsia="Times New Roman" w:hAnsi="Times New Roman" w:cs="Times New Roman"/>
+          <w:color w:val="000000"/>
+          <w:sz w:val="32"/>
+          <w:szCs w:val="32"/>
+        </w:rPr>
+      </w:pPr>
+      <w:r>
+        <w:rPr>
+          <w:rFonts w:ascii="Times New Roman" w:eastAsia="Times New Roman" w:hAnsi="Times New Roman" w:cs="Times New Roman"/>
+          <w:color w:val="000000"/>
+          <w:sz w:val="32"/>
+          <w:szCs w:val="32"/>
+          <w:lang w:val="ru-RU"/>
+        </w:rPr>
+        <w:t>Листинг</w:t>
+      </w:r>
+      <w:r>
+        <w:rPr>
+          <w:rFonts w:ascii="Times New Roman" w:eastAsia="Times New Roman" w:hAnsi="Times New Roman" w:cs="Times New Roman"/>
+          <w:color w:val="000000"/>
+          <w:sz w:val="32"/>
+          <w:szCs w:val="32"/>
+        </w:rPr>
+        <w:t xml:space="preserve"> </w:t>
+      </w:r>
+      <w:r>
+        <w:rPr>
+          <w:rFonts w:ascii="Times New Roman" w:eastAsia="Times New Roman" w:hAnsi="Times New Roman" w:cs="Times New Roman"/>
+          <w:color w:val="000000"/>
+          <w:sz w:val="32"/>
+          <w:szCs w:val="32"/>
+          <w:lang w:val="ru-RU"/>
+        </w:rPr>
+        <w:t>кода</w:t>
+      </w:r>
+    </w:p>
+    <w:p>
+      <w:pPr>
+        <w:spacing w:line="240" w:lineRule="auto"/>
+        <w:rPr>
+          <w:rFonts w:ascii="Times New Roman" w:eastAsia="Times New Roman" w:hAnsi="Times New Roman" w:cs="Times New Roman"/>
+          <w:color w:val="000000"/>
+          <w:sz w:val="20"/>
+          <w:szCs w:val="32"/>
+        </w:rPr>
+      </w:pPr>
+    </w:p>
+    <w:p>
+      <w:pPr>
+        <w:pStyle w:val="a9"/>
+        <w:rPr>
+          <w:sz w:val="20"/>
+        </w:rPr>
+      </w:pPr>
+      <w:proofErr w:type="spellStart"/>
+      <w:r>
+        <w:rPr>
+          <w:sz w:val="20"/>
+        </w:rPr>
+        <w:t>def</w:t>
+      </w:r>
+      <w:proofErr w:type="spellEnd"/>
+      <w:r>
+        <w:rPr>
+          <w:sz w:val="20"/>
+        </w:rPr>
+        <w:t xml:space="preserve"> </w:t>
+      </w:r>
+      <w:proofErr w:type="spellStart"/>
+      <w:r>
+        <w:rPr>
+          <w:sz w:val="20"/>
+        </w:rPr>
+        <w:t>translate_hours</w:t>
+      </w:r>
+      <w:proofErr w:type="spellEnd"/>
+      <w:r>
+        <w:rPr>
+          <w:sz w:val="20"/>
+        </w:rPr>
+        <w:t>(hours):</w:t>
+      </w:r>
+    </w:p>
+    <w:p>
+      <w:pPr>
+        <w:pStyle w:val="a9"/>
+        <w:rPr>
+          <w:sz w:val="20"/>
+        </w:rPr>
+      </w:pPr>
+      <w:r>
+        <w:rPr>
+          <w:sz w:val="20"/>
+        </w:rPr>
+        <w:t xml:space="preserve">    </w:t>
+      </w:r>
+      <w:proofErr w:type="gramStart"/>
+      <w:r>
+        <w:rPr>
+          <w:sz w:val="20"/>
+        </w:rPr>
+        <w:t>print(</w:t>
+      </w:r>
+      <w:proofErr w:type="spellStart"/>
+      <w:proofErr w:type="gramEnd"/>
+      <w:r>
+        <w:rPr>
+          <w:sz w:val="20"/>
+        </w:rPr>
+        <w:t>hours,end</w:t>
+      </w:r>
+      <w:proofErr w:type="spellEnd"/>
+      <w:r>
+        <w:rPr>
+          <w:sz w:val="20"/>
+        </w:rPr>
+        <w:t>=" ")</w:t>
+      </w:r>
+    </w:p>
+    <w:p>
+      <w:pPr>
+        <w:pStyle w:val="a9"/>
+        <w:rPr>
+          <w:sz w:val="20"/>
+        </w:rPr>
+      </w:pPr>
+      <w:r>
+        <w:rPr>
+          <w:sz w:val="20"/>
+        </w:rPr>
+        <w:t xml:space="preserve">    </w:t>
+      </w:r>
+      <w:proofErr w:type="spellStart"/>
+      <w:r>
+        <w:rPr>
+          <w:sz w:val="20"/>
+        </w:rPr>
+        <w:t>last_digit</w:t>
+      </w:r>
+      <w:proofErr w:type="spellEnd"/>
+      <w:r>
+        <w:rPr>
+          <w:sz w:val="20"/>
+        </w:rPr>
+        <w:t xml:space="preserve"> = hours % 10</w:t>
+      </w:r>
+    </w:p>
+    <w:p>
+      <w:pPr>
+        <w:pStyle w:val="a9"/>
+        <w:rPr>
+          <w:sz w:val="20"/>
+        </w:rPr>
+      </w:pPr>
+      <w:r>
+        <w:rPr>
+          <w:sz w:val="20"/>
+        </w:rPr>
+        <w:t xml:space="preserve">    if 11 &lt;= hours &lt;= 14:</w:t>
+      </w:r>
+    </w:p>
+    <w:p>
+      <w:pPr>
+        <w:pStyle w:val="a9"/>
+        <w:rPr>
+          <w:sz w:val="20"/>
+        </w:rPr>
+      </w:pPr>
+      <w:r>
+        <w:rPr>
+          <w:sz w:val="20"/>
+        </w:rPr>
+        <w:t xml:space="preserve">        form = "</w:t>
+      </w:r>
+      <w:r>
+        <w:rPr>
+          <w:sz w:val="20"/>
+          <w:lang w:val="ru-RU"/>
+        </w:rPr>
+        <w:t>часов</w:t>
+      </w:r>
+      <w:r>
+        <w:rPr>
+          <w:sz w:val="20"/>
+        </w:rPr>
+        <w:t>"</w:t>
+      </w:r>
+    </w:p>
+    <w:p>
+      <w:pPr>
+        <w:pStyle w:val="a9"/>
+        <w:rPr>
+          <w:sz w:val="20"/>
+        </w:rPr>
+      </w:pPr>
+      <w:r>
+        <w:rPr>
+          <w:sz w:val="20"/>
+        </w:rPr>
+        <w:t xml:space="preserve">    </w:t>
+      </w:r>
+      <w:proofErr w:type="spellStart"/>
+      <w:r>
+        <w:rPr>
+          <w:sz w:val="20"/>
+        </w:rPr>
+        <w:t>elif</w:t>
+      </w:r>
+      <w:proofErr w:type="spellEnd"/>
+      <w:r>
+        <w:rPr>
+          <w:sz w:val="20"/>
+        </w:rPr>
+        <w:t xml:space="preserve"> </w:t>
+      </w:r>
+      <w:proofErr w:type="spellStart"/>
+      <w:r>
+        <w:rPr>
+          <w:sz w:val="20"/>
+        </w:rPr>
+        <w:t>last_digit</w:t>
+      </w:r>
+      <w:proofErr w:type="spellEnd"/>
+      <w:r>
+        <w:rPr>
+          <w:sz w:val="20"/>
+        </w:rPr>
+        <w:t xml:space="preserve"> == 1:</w:t>
+      </w:r>
+    </w:p>
+    <w:p>
+      <w:pPr>
+        <w:pStyle w:val="a9"/>
+        <w:rPr>
+          <w:sz w:val="20"/>
+        </w:rPr>
+      </w:pPr>
+      <w:r>
+        <w:rPr>
+          <w:sz w:val="20"/>
+        </w:rPr>
+        <w:t xml:space="preserve">        form = "</w:t>
+      </w:r>
+      <w:r>
+        <w:rPr>
+          <w:sz w:val="20"/>
+          <w:lang w:val="ru-RU"/>
+        </w:rPr>
+        <w:t>час</w:t>
+      </w:r>
+      <w:r>
+        <w:rPr>
+          <w:sz w:val="20"/>
+        </w:rPr>
+        <w:t>"</w:t>
+      </w:r>
+    </w:p>
+    <w:p>
+      <w:pPr>
+        <w:pStyle w:val="a9"/>
+        <w:rPr>
+          <w:sz w:val="20"/>
+        </w:rPr>
+      </w:pPr>
+      <w:r>
+        <w:rPr>
+          <w:sz w:val="20"/>
+        </w:rPr>
+        <w:t xml:space="preserve">    </w:t>
+      </w:r>
+      <w:proofErr w:type="spellStart"/>
+      <w:r>
+        <w:rPr>
+          <w:sz w:val="20"/>
+        </w:rPr>
+        <w:t>elif</w:t>
+      </w:r>
+      <w:proofErr w:type="spellEnd"/>
+      <w:r>
+        <w:rPr>
+          <w:sz w:val="20"/>
+        </w:rPr>
+        <w:t xml:space="preserve"> 2 &lt;= </w:t>
+      </w:r>
+      <w:proofErr w:type="spellStart"/>
+      <w:r>
+        <w:rPr>
+          <w:sz w:val="20"/>
+        </w:rPr>
+        <w:t>last_digit</w:t>
+      </w:r>
+      <w:proofErr w:type="spellEnd"/>
+      <w:r>
+        <w:rPr>
+          <w:sz w:val="20"/>
+        </w:rPr>
+        <w:t xml:space="preserve"> &lt;= 4:</w:t>
+      </w:r>
+    </w:p>
+    <w:p>
+      <w:pPr>
+        <w:pStyle w:val="a9"/>
+        <w:rPr>
+          <w:sz w:val="20"/>
+        </w:rPr>
+      </w:pPr>
+      <w:r>
+        <w:rPr>
+          <w:sz w:val="20"/>
+        </w:rPr>
+        <w:t xml:space="preserve">        form = "</w:t>
+      </w:r>
+      <w:r>
+        <w:rPr>
+          <w:sz w:val="20"/>
+          <w:lang w:val="ru-RU"/>
+        </w:rPr>
+        <w:t>часа</w:t>
+      </w:r>
+      <w:r>
+        <w:rPr>
+          <w:sz w:val="20"/>
+        </w:rPr>
+        <w:t>"</w:t>
+      </w:r>
+    </w:p>
+    <w:p>
+      <w:pPr>
+        <w:pStyle w:val="a9"/>
+        <w:rPr>
+          <w:sz w:val="20"/>
+        </w:rPr>
+      </w:pPr>
+      <w:r>
+        <w:rPr>
+          <w:sz w:val="20"/>
+        </w:rPr>
+        <w:t xml:space="preserve">    else:</w:t>
+      </w:r>
+    </w:p>
+    <w:p>
+      <w:pPr>
+        <w:pStyle w:val="a9"/>
+        <w:rPr>
+          <w:sz w:val="20"/>
+        </w:rPr>
+      </w:pPr>
+      <w:r>
+        <w:rPr>
+          <w:sz w:val="20"/>
+        </w:rPr>
+        <w:t xml:space="preserve">        form = "</w:t>
+      </w:r>
+      <w:r>
+        <w:rPr>
+          <w:sz w:val="20"/>
+          <w:lang w:val="ru-RU"/>
+        </w:rPr>
+        <w:t>часов</w:t>
+      </w:r>
+      <w:r>
+        <w:rPr>
+          <w:sz w:val="20"/>
+        </w:rPr>
+        <w:t>"</w:t>
+      </w:r>
+    </w:p>
+    <w:p>
+      <w:pPr>
+        <w:pStyle w:val="a9"/>
+        <w:rPr>
+          <w:sz w:val="20"/>
+        </w:rPr>
+      </w:pPr>
+    </w:p>
+    <w:p>
+      <w:pPr>
+        <w:pStyle w:val="a9"/>
+        <w:rPr>
+          <w:sz w:val="20"/>
+        </w:rPr>
+      </w:pPr>
+      <w:r>
+        <w:rPr>
+          <w:sz w:val="20"/>
+        </w:rPr>
+        <w:t xml:space="preserve">    </w:t>
+      </w:r>
+      <w:proofErr w:type="gramStart"/>
+      <w:r>
+        <w:rPr>
+          <w:sz w:val="20"/>
+        </w:rPr>
+        <w:t>print(</w:t>
+      </w:r>
+      <w:proofErr w:type="spellStart"/>
+      <w:proofErr w:type="gramEnd"/>
+      <w:r>
+        <w:rPr>
+          <w:sz w:val="20"/>
+        </w:rPr>
+        <w:t>form,end</w:t>
+      </w:r>
+      <w:proofErr w:type="spellEnd"/>
+      <w:r>
+        <w:rPr>
+          <w:sz w:val="20"/>
+        </w:rPr>
+        <w:t>=" ")</w:t>
+      </w:r>
+    </w:p>
+    <w:p>
+      <w:pPr>
+        <w:pStyle w:val="a9"/>
+        <w:rPr>
+          <w:sz w:val="20"/>
+        </w:rPr>
+      </w:pPr>
+    </w:p>
+    <w:p>
+      <w:pPr>
+        <w:pStyle w:val="a9"/>
+        <w:rPr>
+          <w:sz w:val="20"/>
+        </w:rPr>
+      </w:pPr>
+    </w:p>
+    <w:p>
+      <w:pPr>
+        <w:pStyle w:val="a9"/>
+        <w:rPr>
+          <w:sz w:val="20"/>
+        </w:rPr>
+      </w:pPr>
+      <w:proofErr w:type="spellStart"/>
+      <w:r>
+        <w:rPr>
+          <w:sz w:val="20"/>
+        </w:rPr>
+        <w:t>def</w:t>
+      </w:r>
+      <w:proofErr w:type="spellEnd"/>
+      <w:r>
+        <w:rPr>
+          <w:sz w:val="20"/>
+        </w:rPr>
+        <w:t xml:space="preserve"> </w:t>
+      </w:r>
+      <w:proofErr w:type="spellStart"/>
+      <w:r>
+        <w:rPr>
+          <w:sz w:val="20"/>
+        </w:rPr>
+        <w:t>translate_minutes</w:t>
+      </w:r>
+      <w:proofErr w:type="spellEnd"/>
+      <w:r>
+        <w:rPr>
+          <w:sz w:val="20"/>
+        </w:rPr>
+        <w:t>(minutes):</w:t>
+      </w:r>
+    </w:p>
+    <w:p>
+      <w:pPr>
+        <w:pStyle w:val="a9"/>
+        <w:rPr>
+          <w:sz w:val="20"/>
+        </w:rPr>
+      </w:pPr>
+      <w:r>
+        <w:rPr>
+          <w:sz w:val="20"/>
+        </w:rPr>
+        <w:t xml:space="preserve">    if </w:t>
+      </w:r>
+      <w:proofErr w:type="gramStart"/>
+      <w:r>
+        <w:rPr>
+          <w:sz w:val="20"/>
+        </w:rPr>
+        <w:t>minutes !</w:t>
+      </w:r>
+      <w:proofErr w:type="gramEnd"/>
+      <w:r>
+        <w:rPr>
+          <w:sz w:val="20"/>
+        </w:rPr>
+        <w:t>= 0:</w:t>
+      </w:r>
+    </w:p>
+    <w:p>
+      <w:pPr>
+        <w:pStyle w:val="a9"/>
+        <w:rPr>
+          <w:sz w:val="20"/>
+        </w:rPr>
+      </w:pPr>
+      <w:r>
+        <w:rPr>
+          <w:sz w:val="20"/>
+        </w:rPr>
+        <w:t xml:space="preserve">        </w:t>
+      </w:r>
+      <w:proofErr w:type="gramStart"/>
+      <w:r>
+        <w:rPr>
+          <w:sz w:val="20"/>
+        </w:rPr>
+        <w:t>print(</w:t>
+      </w:r>
+      <w:proofErr w:type="gramEnd"/>
+      <w:r>
+        <w:rPr>
+          <w:sz w:val="20"/>
+        </w:rPr>
+        <w:t>minutes, end=" ")</w:t>
+      </w:r>
+    </w:p>
+    <w:p>
+      <w:pPr>
+        <w:pStyle w:val="a9"/>
+        <w:rPr>
+          <w:sz w:val="20"/>
+        </w:rPr>
+      </w:pPr>
+      <w:r>
+        <w:rPr>
+          <w:sz w:val="20"/>
+        </w:rPr>
+        <w:t xml:space="preserve">        </w:t>
+      </w:r>
+      <w:proofErr w:type="spellStart"/>
+      <w:r>
+        <w:rPr>
+          <w:sz w:val="20"/>
+        </w:rPr>
+        <w:t>last_digit</w:t>
+      </w:r>
+      <w:proofErr w:type="spellEnd"/>
+      <w:r>
+        <w:rPr>
+          <w:sz w:val="20"/>
+        </w:rPr>
+        <w:t xml:space="preserve"> = minutes % 10</w:t>
+      </w:r>
+    </w:p>
+    <w:p>
+      <w:pPr>
+        <w:pStyle w:val="a9"/>
+        <w:rPr>
+          <w:sz w:val="20"/>
+        </w:rPr>
+      </w:pPr>
+      <w:r>
+        <w:rPr>
+          <w:sz w:val="20"/>
+        </w:rPr>
+        <w:t xml:space="preserve">        if minutes &gt;= 11 and minutes &lt;= 14:</w:t>
+      </w:r>
+    </w:p>
+    <w:p>
+      <w:pPr>
+        <w:pStyle w:val="a9"/>
+        <w:rPr>
+          <w:sz w:val="20"/>
+        </w:rPr>
+      </w:pPr>
+      <w:r>
+        <w:rPr>
+          <w:sz w:val="20"/>
+        </w:rPr>
+        <w:t xml:space="preserve">            form = "</w:t>
+      </w:r>
+      <w:r>
+        <w:rPr>
+          <w:sz w:val="20"/>
+          <w:lang w:val="ru-RU"/>
+        </w:rPr>
+        <w:t>минут</w:t>
+      </w:r>
+      <w:r>
+        <w:rPr>
+          <w:sz w:val="20"/>
+        </w:rPr>
+        <w:t>"</w:t>
+      </w:r>
+    </w:p>
+    <w:p>
+      <w:pPr>
+        <w:pStyle w:val="a9"/>
+        <w:rPr>
+          <w:sz w:val="20"/>
+        </w:rPr>
+      </w:pPr>
+      <w:r>
+        <w:rPr>
+          <w:sz w:val="20"/>
+        </w:rPr>
+        <w:t xml:space="preserve">        </w:t>
+      </w:r>
+      <w:proofErr w:type="spellStart"/>
+      <w:r>
+        <w:rPr>
+          <w:sz w:val="20"/>
+        </w:rPr>
+        <w:t>elif</w:t>
+      </w:r>
+      <w:proofErr w:type="spellEnd"/>
+      <w:r>
+        <w:rPr>
+          <w:sz w:val="20"/>
+        </w:rPr>
+        <w:t xml:space="preserve"> </w:t>
+      </w:r>
+      <w:proofErr w:type="spellStart"/>
+      <w:r>
+        <w:rPr>
+          <w:sz w:val="20"/>
+        </w:rPr>
+        <w:t>last_digit</w:t>
+      </w:r>
+      <w:proofErr w:type="spellEnd"/>
+      <w:r>
+        <w:rPr>
+          <w:sz w:val="20"/>
+        </w:rPr>
+        <w:t xml:space="preserve"> == 1:</w:t>
+      </w:r>
+    </w:p>
+    <w:p>
+      <w:pPr>
+        <w:pStyle w:val="a9"/>
+        <w:rPr>
+          <w:sz w:val="20"/>
+        </w:rPr>
+      </w:pPr>
+      <w:r>
+        <w:rPr>
+          <w:sz w:val="20"/>
+        </w:rPr>
+        <w:t xml:space="preserve">            form = "</w:t>
+      </w:r>
+      <w:r>
+        <w:rPr>
+          <w:sz w:val="20"/>
+          <w:lang w:val="ru-RU"/>
+        </w:rPr>
+        <w:t>минута</w:t>
+      </w:r>
+      <w:r>
+        <w:rPr>
+          <w:sz w:val="20"/>
+        </w:rPr>
+        <w:t>"</w:t>
+      </w:r>
+    </w:p>
+    <w:p>
+      <w:pPr>
+        <w:pStyle w:val="a9"/>
+        <w:rPr>
+          <w:sz w:val="20"/>
+        </w:rPr>
+      </w:pPr>
+      <w:r>
+        <w:rPr>
+          <w:sz w:val="20"/>
+        </w:rPr>
+        <w:t xml:space="preserve">        </w:t>
+      </w:r>
+      <w:proofErr w:type="spellStart"/>
+      <w:r>
+        <w:rPr>
+          <w:sz w:val="20"/>
+        </w:rPr>
+        <w:t>elif</w:t>
+      </w:r>
+      <w:proofErr w:type="spellEnd"/>
+      <w:r>
+        <w:rPr>
+          <w:sz w:val="20"/>
+        </w:rPr>
+        <w:t xml:space="preserve"> 2 &lt;= </w:t>
+      </w:r>
+      <w:proofErr w:type="spellStart"/>
+      <w:r>
+        <w:rPr>
+          <w:sz w:val="20"/>
+        </w:rPr>
+        <w:t>last_digit</w:t>
+      </w:r>
+      <w:proofErr w:type="spellEnd"/>
+      <w:r>
+        <w:rPr>
+          <w:sz w:val="20"/>
+        </w:rPr>
+        <w:t xml:space="preserve"> &lt;= 4:</w:t>
+      </w:r>
+    </w:p>
+    <w:p>
+      <w:pPr>
+        <w:pStyle w:val="a9"/>
+        <w:rPr>
+          <w:sz w:val="20"/>
+        </w:rPr>
+      </w:pPr>
+      <w:r>
+        <w:rPr>
+          <w:sz w:val="20"/>
+        </w:rPr>
+        <w:t xml:space="preserve">            form = "</w:t>
+      </w:r>
+      <w:r>
+        <w:rPr>
+          <w:sz w:val="20"/>
+          <w:lang w:val="ru-RU"/>
+        </w:rPr>
+        <w:t>минуты</w:t>
+      </w:r>
+      <w:r>
+        <w:rPr>
+          <w:sz w:val="20"/>
+        </w:rPr>
+        <w:t>"</w:t>
+      </w:r>
+    </w:p>
+    <w:p>
+      <w:pPr>
+        <w:pStyle w:val="a9"/>
+        <w:rPr>
+          <w:sz w:val="20"/>
+        </w:rPr>
+      </w:pPr>
+      <w:r>
+        <w:rPr>
+          <w:sz w:val="20"/>
+        </w:rPr>
+        <w:t xml:space="preserve">        else:</w:t>
+      </w:r>
+    </w:p>
+    <w:p>
+      <w:pPr>
+        <w:pStyle w:val="a9"/>
+        <w:rPr>
+          <w:sz w:val="20"/>
+        </w:rPr>
+      </w:pPr>
+      <w:r>
+        <w:rPr>
+          <w:sz w:val="20"/>
+        </w:rPr>
+        <w:t xml:space="preserve">            form = "</w:t>
+      </w:r>
+      <w:r>
+        <w:rPr>
+          <w:sz w:val="20"/>
+          <w:lang w:val="ru-RU"/>
+        </w:rPr>
+        <w:t>минут</w:t>
+      </w:r>
+      <w:r>
+        <w:rPr>
+          <w:sz w:val="20"/>
+        </w:rPr>
+        <w:t>"</w:t>
+      </w:r>
+    </w:p>
+    <w:p>
+      <w:pPr>
+        <w:pStyle w:val="a9"/>
+        <w:rPr>
+          <w:sz w:val="20"/>
+        </w:rPr>
+      </w:pPr>
+    </w:p>
+    <w:p>
+      <w:pPr>
+        <w:pStyle w:val="a9"/>
+        <w:rPr>
+          <w:sz w:val="20"/>
+        </w:rPr>
+      </w:pPr>
+      <w:r>
+        <w:rPr>
+          <w:sz w:val="20"/>
+        </w:rPr>
+        <w:t xml:space="preserve">        </w:t>
+      </w:r>
+      <w:proofErr w:type="gramStart"/>
+      <w:r>
+        <w:rPr>
+          <w:sz w:val="20"/>
+        </w:rPr>
+        <w:t>print(</w:t>
+      </w:r>
+      <w:proofErr w:type="gramEnd"/>
+      <w:r>
+        <w:rPr>
+          <w:sz w:val="20"/>
+        </w:rPr>
+        <w:t>form, end=" ")</w:t>
+      </w:r>
+    </w:p>
+    <w:p>
+      <w:pPr>
+        <w:pStyle w:val="a9"/>
+        <w:rPr>
+          <w:sz w:val="20"/>
+        </w:rPr>
+      </w:pPr>
+    </w:p>
+    <w:p>
+      <w:pPr>
+        <w:pStyle w:val="a9"/>
+        <w:rPr>
+          <w:sz w:val="20"/>
+        </w:rPr>
+      </w:pPr>
+    </w:p>
+    <w:p>
+      <w:pPr>
+        <w:pStyle w:val="a9"/>
+        <w:rPr>
+          <w:sz w:val="20"/>
+        </w:rPr>
+      </w:pPr>
+      <w:proofErr w:type="spellStart"/>
+      <w:r>
+        <w:rPr>
+          <w:sz w:val="20"/>
+        </w:rPr>
+        <w:t>def</w:t>
+      </w:r>
+      <w:proofErr w:type="spellEnd"/>
+      <w:r>
+        <w:rPr>
+          <w:sz w:val="20"/>
+        </w:rPr>
+        <w:t xml:space="preserve"> </w:t>
+      </w:r>
+      <w:proofErr w:type="spellStart"/>
+      <w:r>
+        <w:rPr>
+          <w:sz w:val="20"/>
+        </w:rPr>
+        <w:t>print_time_of_</w:t>
+      </w:r>
+      <w:proofErr w:type="gramStart"/>
+      <w:r>
+        <w:rPr>
+          <w:sz w:val="20"/>
+        </w:rPr>
+        <w:t>day</w:t>
+      </w:r>
+      <w:proofErr w:type="spellEnd"/>
+      <w:r>
+        <w:rPr>
+          <w:sz w:val="20"/>
+        </w:rPr>
+        <w:t>(</w:t>
+      </w:r>
+      <w:proofErr w:type="gramEnd"/>
+      <w:r>
+        <w:rPr>
+          <w:sz w:val="20"/>
+        </w:rPr>
+        <w:t>hours, minutes):</w:t>
+      </w:r>
+    </w:p>
+    <w:p>
+      <w:pPr>
+        <w:pStyle w:val="a9"/>
+        <w:rPr>
+          <w:sz w:val="20"/>
+        </w:rPr>
+      </w:pPr>
+      <w:r>
+        <w:rPr>
+          <w:sz w:val="20"/>
+        </w:rPr>
+        <w:t xml:space="preserve">    if 0 &lt;= hours &lt; 6:</w:t>
+      </w:r>
+    </w:p>
+    <w:p>
+      <w:pPr>
+        <w:pStyle w:val="a9"/>
+        <w:rPr>
+          <w:sz w:val="20"/>
+        </w:rPr>
+      </w:pPr>
+      <w:r>
+        <w:rPr>
+          <w:sz w:val="20"/>
+        </w:rPr>
+        <w:t xml:space="preserve">        form = "</w:t>
+      </w:r>
+      <w:r>
+        <w:rPr>
+          <w:sz w:val="20"/>
+          <w:lang w:val="ru-RU"/>
+        </w:rPr>
+        <w:t>ночи</w:t>
+      </w:r>
+      <w:r>
+        <w:rPr>
+          <w:sz w:val="20"/>
+        </w:rPr>
+        <w:t>"</w:t>
+      </w:r>
+    </w:p>
+    <w:p>
+      <w:pPr>
+        <w:pStyle w:val="a9"/>
+        <w:rPr>
+          <w:sz w:val="20"/>
+        </w:rPr>
+      </w:pPr>
+      <w:r>
+        <w:rPr>
+          <w:sz w:val="20"/>
+        </w:rPr>
+        <w:t xml:space="preserve">    </w:t>
+      </w:r>
+      <w:proofErr w:type="spellStart"/>
+      <w:r>
+        <w:rPr>
+          <w:sz w:val="20"/>
+        </w:rPr>
+        <w:t>elif</w:t>
+      </w:r>
+      <w:proofErr w:type="spellEnd"/>
+      <w:r>
+        <w:rPr>
+          <w:sz w:val="20"/>
+        </w:rPr>
+        <w:t xml:space="preserve"> 6 &lt;= hours &lt; 12:</w:t>
+      </w:r>
+    </w:p>
+    <w:p>
+      <w:pPr>
+        <w:pStyle w:val="a9"/>
+        <w:rPr>
+          <w:sz w:val="20"/>
+        </w:rPr>
+      </w:pPr>
+      <w:r>
+        <w:rPr>
+          <w:sz w:val="20"/>
+        </w:rPr>
+        <w:t xml:space="preserve">        form = "</w:t>
+      </w:r>
+      <w:r>
+        <w:rPr>
+          <w:sz w:val="20"/>
+          <w:lang w:val="ru-RU"/>
+        </w:rPr>
+        <w:t>утра</w:t>
+      </w:r>
+      <w:r>
+        <w:rPr>
+          <w:sz w:val="20"/>
+        </w:rPr>
+        <w:t>"</w:t>
+      </w:r>
+    </w:p>
+    <w:p>
+      <w:pPr>
+        <w:pStyle w:val="a9"/>
+        <w:rPr>
+          <w:sz w:val="20"/>
+        </w:rPr>
+      </w:pPr>
+      <w:r>
+        <w:rPr>
+          <w:sz w:val="20"/>
+        </w:rPr>
+        <w:t xml:space="preserve">    </w:t>
+      </w:r>
+      <w:proofErr w:type="spellStart"/>
+      <w:r>
+        <w:rPr>
+          <w:sz w:val="20"/>
+        </w:rPr>
+        <w:t>elif</w:t>
+      </w:r>
+      <w:proofErr w:type="spellEnd"/>
+      <w:r>
+        <w:rPr>
+          <w:sz w:val="20"/>
+        </w:rPr>
+        <w:t xml:space="preserve"> 12 &lt;= hours &lt; 18:</w:t>
+      </w:r>
+    </w:p>
+    <w:p>
+      <w:pPr>
+        <w:pStyle w:val="a9"/>
+        <w:rPr>
+          <w:sz w:val="20"/>
+        </w:rPr>
+      </w:pPr>
+      <w:r>
+        <w:rPr>
+          <w:sz w:val="20"/>
+        </w:rPr>
+        <w:t xml:space="preserve">        form = "</w:t>
+      </w:r>
+      <w:r>
+        <w:rPr>
+          <w:sz w:val="20"/>
+          <w:lang w:val="ru-RU"/>
+        </w:rPr>
+        <w:t>дня</w:t>
+      </w:r>
+      <w:r>
+        <w:rPr>
+          <w:sz w:val="20"/>
+        </w:rPr>
+        <w:t>"</w:t>
+      </w:r>
+    </w:p>
+    <w:p>
+      <w:pPr>
+        <w:pStyle w:val="a9"/>
+        <w:rPr>
+          <w:sz w:val="20"/>
+        </w:rPr>
+      </w:pPr>
+      <w:r>
+        <w:rPr>
+          <w:sz w:val="20"/>
+        </w:rPr>
+        <w:t xml:space="preserve">    else:</w:t>
+      </w:r>
+    </w:p>
+    <w:p>
+      <w:pPr>
+        <w:pStyle w:val="a9"/>
+        <w:rPr>
+          <w:sz w:val="20"/>
+        </w:rPr>
+      </w:pPr>
+      <w:r>
+        <w:rPr>
+          <w:sz w:val="20"/>
+        </w:rPr>
+        <w:t xml:space="preserve">        form = "</w:t>
+      </w:r>
+      <w:r>
+        <w:rPr>
+          <w:sz w:val="20"/>
+          <w:lang w:val="ru-RU"/>
+        </w:rPr>
+        <w:t>вечера</w:t>
+      </w:r>
+      <w:r>
+        <w:rPr>
+          <w:sz w:val="20"/>
+        </w:rPr>
+        <w:t>"</w:t>
+      </w:r>
+    </w:p>
+    <w:p>
+      <w:pPr>
+        <w:pStyle w:val="a9"/>
+        <w:rPr>
+          <w:sz w:val="20"/>
+        </w:rPr>
+      </w:pPr>
+      <w:r>
+        <w:rPr>
+          <w:sz w:val="20"/>
+        </w:rPr>
+        <w:t xml:space="preserve">    </w:t>
+      </w:r>
+      <w:proofErr w:type="gramStart"/>
+      <w:r>
+        <w:rPr>
+          <w:sz w:val="20"/>
+        </w:rPr>
+        <w:t>print(</w:t>
+      </w:r>
+      <w:proofErr w:type="spellStart"/>
+      <w:proofErr w:type="gramEnd"/>
+      <w:r>
+        <w:rPr>
+          <w:sz w:val="20"/>
+        </w:rPr>
+        <w:t>form,end</w:t>
+      </w:r>
+      <w:proofErr w:type="spellEnd"/>
+      <w:r>
+        <w:rPr>
+          <w:sz w:val="20"/>
+        </w:rPr>
+        <w:t>=" ")</w:t>
+      </w:r>
+    </w:p>
+    <w:p>
+      <w:pPr>
+        <w:pStyle w:val="a9"/>
+        <w:rPr>
+          <w:sz w:val="20"/>
+        </w:rPr>
+      </w:pPr>
+    </w:p>
+    <w:p>
+      <w:pPr>
+        <w:pStyle w:val="a9"/>
+        <w:rPr>
+          <w:sz w:val="20"/>
+        </w:rPr>
+      </w:pPr>
+      <w:proofErr w:type="spellStart"/>
+      <w:r>
+        <w:rPr>
+          <w:sz w:val="20"/>
+        </w:rPr>
+        <w:t>def</w:t>
+      </w:r>
+      <w:proofErr w:type="spellEnd"/>
+      <w:r>
+        <w:rPr>
+          <w:sz w:val="20"/>
+        </w:rPr>
+        <w:t xml:space="preserve"> </w:t>
+      </w:r>
+      <w:proofErr w:type="spellStart"/>
+      <w:r>
+        <w:rPr>
+          <w:sz w:val="20"/>
+        </w:rPr>
+        <w:t>print_exactly</w:t>
+      </w:r>
+      <w:proofErr w:type="spellEnd"/>
+      <w:r>
+        <w:rPr>
+          <w:sz w:val="20"/>
+        </w:rPr>
+        <w:t>(minutes):</w:t>
+      </w:r>
+    </w:p>
+    <w:p>
+      <w:pPr>
+        <w:pStyle w:val="a9"/>
+        <w:rPr>
+          <w:sz w:val="20"/>
+        </w:rPr>
+      </w:pPr>
+      <w:r>
+        <w:rPr>
+          <w:sz w:val="20"/>
+        </w:rPr>
+        <w:t xml:space="preserve">    if minutes == 0:</w:t>
+      </w:r>
+    </w:p>
+    <w:p>
+      <w:pPr>
+        <w:pStyle w:val="a9"/>
+        <w:rPr>
+          <w:sz w:val="20"/>
+        </w:rPr>
+      </w:pPr>
+      <w:r>
+        <w:rPr>
+          <w:sz w:val="20"/>
+        </w:rPr>
+        <w:t xml:space="preserve">        </w:t>
+      </w:r>
+      <w:proofErr w:type="gramStart"/>
+      <w:r>
+        <w:rPr>
+          <w:sz w:val="20"/>
+        </w:rPr>
+        <w:t>print(</w:t>
+      </w:r>
+      <w:proofErr w:type="gramEnd"/>
+      <w:r>
+        <w:rPr>
+          <w:sz w:val="20"/>
+        </w:rPr>
+        <w:t>"</w:t>
+      </w:r>
+      <w:r>
+        <w:rPr>
+          <w:sz w:val="20"/>
+          <w:lang w:val="ru-RU"/>
+        </w:rPr>
+        <w:t>ровно</w:t>
+      </w:r>
+      <w:r>
+        <w:rPr>
+          <w:sz w:val="20"/>
+        </w:rPr>
+        <w:t>", end=" ")</w:t>
+      </w:r>
+    </w:p>
+    <w:p>
+      <w:pPr>
+        <w:pStyle w:val="a9"/>
+        <w:rPr>
+          <w:sz w:val="20"/>
+        </w:rPr>
+      </w:pPr>
+    </w:p>
+    <w:p>
+      <w:pPr>
+        <w:pStyle w:val="a9"/>
+        <w:rPr>
+          <w:sz w:val="20"/>
+        </w:rPr>
+      </w:pPr>
+      <w:proofErr w:type="spellStart"/>
+      <w:r>
+        <w:rPr>
+          <w:sz w:val="20"/>
+        </w:rPr>
+        <w:t>def</w:t>
+      </w:r>
+      <w:proofErr w:type="spellEnd"/>
+      <w:r>
+        <w:rPr>
+          <w:sz w:val="20"/>
+        </w:rPr>
+        <w:t xml:space="preserve"> </w:t>
+      </w:r>
+      <w:proofErr w:type="spellStart"/>
+      <w:r>
+        <w:rPr>
+          <w:sz w:val="20"/>
+        </w:rPr>
+        <w:t>check_hours</w:t>
+      </w:r>
+      <w:proofErr w:type="spellEnd"/>
+      <w:r>
+        <w:rPr>
+          <w:sz w:val="20"/>
+        </w:rPr>
+        <w:t>(hours):</w:t>
+      </w:r>
+    </w:p>
+    <w:p>
+      <w:pPr>
+        <w:pStyle w:val="a9"/>
+        <w:rPr>
+          <w:sz w:val="20"/>
+        </w:rPr>
+      </w:pPr>
+      <w:r>
+        <w:rPr>
+          <w:sz w:val="20"/>
+        </w:rPr>
+        <w:lastRenderedPageBreak/>
+        <w:t xml:space="preserve">    if hours &gt;= 0 and hours &lt;= 23:</w:t>
+      </w:r>
+    </w:p>
+    <w:p>
+      <w:pPr>
+        <w:pStyle w:val="a9"/>
+        <w:rPr>
+          <w:sz w:val="20"/>
+        </w:rPr>
+      </w:pPr>
+      <w:r>
+        <w:rPr>
+          <w:sz w:val="20"/>
+        </w:rPr>
+        <w:t xml:space="preserve">        return True</w:t>
+      </w:r>
+    </w:p>
+    <w:p>
+      <w:pPr>
+        <w:pStyle w:val="a9"/>
+        <w:rPr>
+          <w:sz w:val="20"/>
+          <w:lang w:val="ru-RU"/>
+        </w:rPr>
+      </w:pPr>
+      <w:r>
+        <w:rPr>
+          <w:sz w:val="20"/>
+        </w:rPr>
+        <w:t xml:space="preserve">    </w:t>
+      </w:r>
+      <w:proofErr w:type="spellStart"/>
+      <w:r>
+        <w:rPr>
+          <w:sz w:val="20"/>
+          <w:lang w:val="ru-RU"/>
+        </w:rPr>
+        <w:t>else</w:t>
+      </w:r>
+      <w:proofErr w:type="spellEnd"/>
+      <w:r>
+        <w:rPr>
+          <w:sz w:val="20"/>
+          <w:lang w:val="ru-RU"/>
+        </w:rPr>
+        <w:t>:</w:t>
+      </w:r>
+    </w:p>
+    <w:p>
+      <w:pPr>
+        <w:pStyle w:val="a9"/>
+        <w:rPr>
+          <w:sz w:val="20"/>
+          <w:lang w:val="ru-RU"/>
+        </w:rPr>
+      </w:pPr>
+      <w:r>
+        <w:rPr>
+          <w:sz w:val="20"/>
+          <w:lang w:val="ru-RU"/>
+        </w:rPr>
+        <w:t xml:space="preserve">        </w:t>
+      </w:r>
+      <w:proofErr w:type="spellStart"/>
+      <w:proofErr w:type="gramStart"/>
+      <w:r>
+        <w:rPr>
+          <w:sz w:val="20"/>
+          <w:lang w:val="ru-RU"/>
+        </w:rPr>
+        <w:t>print</w:t>
+      </w:r>
+      <w:proofErr w:type="spellEnd"/>
+      <w:r>
+        <w:rPr>
+          <w:sz w:val="20"/>
+          <w:lang w:val="ru-RU"/>
+        </w:rPr>
+        <w:t>(</w:t>
+      </w:r>
+      <w:proofErr w:type="gramEnd"/>
+      <w:r>
+        <w:rPr>
+          <w:sz w:val="20"/>
+          <w:lang w:val="ru-RU"/>
+        </w:rPr>
+        <w:t>"Введены недопустимые данные: часы должны быть от 0 до 23.")</w:t>
+      </w:r>
+    </w:p>
+    <w:p>
+      <w:pPr>
+        <w:pStyle w:val="a9"/>
+        <w:rPr>
+          <w:sz w:val="20"/>
+        </w:rPr>
+      </w:pPr>
+      <w:r>
+        <w:rPr>
+          <w:sz w:val="20"/>
+          <w:lang w:val="ru-RU"/>
+        </w:rPr>
+        <w:t xml:space="preserve">        </w:t>
+      </w:r>
+      <w:r>
+        <w:rPr>
+          <w:sz w:val="20"/>
+        </w:rPr>
+        <w:t>return False</w:t>
+      </w:r>
+    </w:p>
+    <w:p>
+      <w:pPr>
+        <w:pStyle w:val="a9"/>
+        <w:rPr>
+          <w:sz w:val="20"/>
+        </w:rPr>
+      </w:pPr>
+    </w:p>
+    <w:p>
+      <w:pPr>
+        <w:pStyle w:val="a9"/>
+        <w:rPr>
+          <w:sz w:val="20"/>
+        </w:rPr>
+      </w:pPr>
+    </w:p>
+    <w:p>
+      <w:pPr>
+        <w:pStyle w:val="a9"/>
+        <w:rPr>
+          <w:sz w:val="20"/>
+        </w:rPr>
+      </w:pPr>
+      <w:proofErr w:type="spellStart"/>
+      <w:r>
+        <w:rPr>
+          <w:sz w:val="20"/>
+        </w:rPr>
+        <w:t>def</w:t>
+      </w:r>
+      <w:proofErr w:type="spellEnd"/>
+      <w:r>
+        <w:rPr>
+          <w:sz w:val="20"/>
+        </w:rPr>
+        <w:t xml:space="preserve"> </w:t>
+      </w:r>
+      <w:proofErr w:type="spellStart"/>
+      <w:r>
+        <w:rPr>
+          <w:sz w:val="20"/>
+        </w:rPr>
+        <w:t>check_minutes</w:t>
+      </w:r>
+      <w:proofErr w:type="spellEnd"/>
+      <w:r>
+        <w:rPr>
+          <w:sz w:val="20"/>
+        </w:rPr>
+        <w:t>(minutes):</w:t>
+      </w:r>
+    </w:p>
+    <w:p>
+      <w:pPr>
+        <w:pStyle w:val="a9"/>
+        <w:rPr>
+          <w:sz w:val="20"/>
+        </w:rPr>
+      </w:pPr>
+      <w:r>
+        <w:rPr>
+          <w:sz w:val="20"/>
+        </w:rPr>
+        <w:t xml:space="preserve">    if minutes &gt;= 0 and minutes &lt;= 59:</w:t>
+      </w:r>
+    </w:p>
+    <w:p>
+      <w:pPr>
+        <w:pStyle w:val="a9"/>
+        <w:rPr>
+          <w:sz w:val="20"/>
+        </w:rPr>
+      </w:pPr>
+      <w:r>
+        <w:rPr>
+          <w:sz w:val="20"/>
+        </w:rPr>
+        <w:t xml:space="preserve">        return True</w:t>
+      </w:r>
+    </w:p>
+    <w:p>
+      <w:pPr>
+        <w:pStyle w:val="a9"/>
+        <w:rPr>
+          <w:sz w:val="20"/>
+          <w:lang w:val="ru-RU"/>
+        </w:rPr>
+      </w:pPr>
+      <w:r>
+        <w:rPr>
+          <w:sz w:val="20"/>
+        </w:rPr>
+        <w:t xml:space="preserve">    </w:t>
+      </w:r>
+      <w:proofErr w:type="spellStart"/>
+      <w:r>
+        <w:rPr>
+          <w:sz w:val="20"/>
+          <w:lang w:val="ru-RU"/>
+        </w:rPr>
+        <w:t>else</w:t>
+      </w:r>
+      <w:proofErr w:type="spellEnd"/>
+      <w:r>
+        <w:rPr>
+          <w:sz w:val="20"/>
+          <w:lang w:val="ru-RU"/>
+        </w:rPr>
+        <w:t>:</w:t>
+      </w:r>
+    </w:p>
+    <w:p>
+      <w:pPr>
+        <w:pStyle w:val="a9"/>
+        <w:rPr>
+          <w:sz w:val="20"/>
+          <w:lang w:val="ru-RU"/>
+        </w:rPr>
+      </w:pPr>
+      <w:r>
+        <w:rPr>
+          <w:sz w:val="20"/>
+          <w:lang w:val="ru-RU"/>
+        </w:rPr>
+        <w:t xml:space="preserve">        </w:t>
+      </w:r>
+      <w:proofErr w:type="spellStart"/>
+      <w:proofErr w:type="gramStart"/>
+      <w:r>
+        <w:rPr>
+          <w:sz w:val="20"/>
+          <w:lang w:val="ru-RU"/>
+        </w:rPr>
+        <w:t>print</w:t>
+      </w:r>
+      <w:proofErr w:type="spellEnd"/>
+      <w:r>
+        <w:rPr>
+          <w:sz w:val="20"/>
+          <w:lang w:val="ru-RU"/>
+        </w:rPr>
+        <w:t>(</w:t>
+      </w:r>
+      <w:proofErr w:type="gramEnd"/>
+      <w:r>
+        <w:rPr>
+          <w:sz w:val="20"/>
+          <w:lang w:val="ru-RU"/>
+        </w:rPr>
+        <w:t>"Введены недопустимые данные: минуты должны быть от 0 до 59.")</w:t>
+      </w:r>
+    </w:p>
+    <w:p>
+      <w:pPr>
+        <w:pStyle w:val="a9"/>
+        <w:rPr>
+          <w:sz w:val="20"/>
+          <w:lang w:val="ru-RU"/>
+        </w:rPr>
+      </w:pPr>
+      <w:r>
+        <w:rPr>
+          <w:sz w:val="20"/>
+          <w:lang w:val="ru-RU"/>
+        </w:rPr>
+        <w:t xml:space="preserve">        </w:t>
+      </w:r>
+      <w:proofErr w:type="spellStart"/>
+      <w:r>
+        <w:rPr>
+          <w:sz w:val="20"/>
+          <w:lang w:val="ru-RU"/>
+        </w:rPr>
+        <w:t>return</w:t>
+      </w:r>
+      <w:proofErr w:type="spellEnd"/>
+      <w:r>
+        <w:rPr>
+          <w:sz w:val="20"/>
+          <w:lang w:val="ru-RU"/>
+        </w:rPr>
+        <w:t xml:space="preserve"> </w:t>
+      </w:r>
+      <w:proofErr w:type="spellStart"/>
+      <w:r>
+        <w:rPr>
+          <w:sz w:val="20"/>
+          <w:lang w:val="ru-RU"/>
+        </w:rPr>
+        <w:t>False</w:t>
+      </w:r>
+      <w:proofErr w:type="spellEnd"/>
+    </w:p>
+    <w:p>
+      <w:pPr>
+        <w:pStyle w:val="a9"/>
+        <w:rPr>
+          <w:sz w:val="20"/>
+          <w:lang w:val="ru-RU"/>
+        </w:rPr>
+      </w:pPr>
+    </w:p>
+    <w:p>
+      <w:pPr>
+        <w:pStyle w:val="a9"/>
+        <w:rPr>
+          <w:sz w:val="20"/>
+          <w:lang w:val="ru-RU"/>
+        </w:rPr>
+      </w:pPr>
+    </w:p>
+    <w:p>
+      <w:pPr>
+        <w:pStyle w:val="a9"/>
+        <w:rPr>
+          <w:sz w:val="20"/>
+          <w:lang w:val="ru-RU"/>
+        </w:rPr>
+      </w:pPr>
+      <w:proofErr w:type="spellStart"/>
+      <w:r>
+        <w:rPr>
+          <w:sz w:val="20"/>
+          <w:lang w:val="ru-RU"/>
+        </w:rPr>
+        <w:t>def</w:t>
+      </w:r>
+      <w:proofErr w:type="spellEnd"/>
+      <w:r>
+        <w:rPr>
+          <w:sz w:val="20"/>
+          <w:lang w:val="ru-RU"/>
+        </w:rPr>
+        <w:t xml:space="preserve"> </w:t>
+      </w:r>
+      <w:proofErr w:type="spellStart"/>
+      <w:proofErr w:type="gramStart"/>
+      <w:r>
+        <w:rPr>
+          <w:sz w:val="20"/>
+          <w:lang w:val="ru-RU"/>
+        </w:rPr>
+        <w:t>main</w:t>
+      </w:r>
+      <w:proofErr w:type="spellEnd"/>
+      <w:r>
+        <w:rPr>
+          <w:sz w:val="20"/>
+          <w:lang w:val="ru-RU"/>
+        </w:rPr>
+        <w:t>(</w:t>
+      </w:r>
+      <w:proofErr w:type="gramEnd"/>
+      <w:r>
+        <w:rPr>
+          <w:sz w:val="20"/>
+          <w:lang w:val="ru-RU"/>
+        </w:rPr>
+        <w:t>):</w:t>
+      </w:r>
+    </w:p>
+    <w:p>
+      <w:pPr>
+        <w:pStyle w:val="a9"/>
+        <w:rPr>
+          <w:sz w:val="20"/>
+          <w:lang w:val="ru-RU"/>
+        </w:rPr>
+      </w:pPr>
+      <w:r>
+        <w:rPr>
+          <w:sz w:val="20"/>
+          <w:lang w:val="ru-RU"/>
+        </w:rPr>
+        <w:t xml:space="preserve">    '''Обработка ввода чисел с использованием </w:t>
+      </w:r>
+      <w:proofErr w:type="spellStart"/>
+      <w:r>
+        <w:rPr>
+          <w:sz w:val="20"/>
+          <w:lang w:val="ru-RU"/>
+        </w:rPr>
+        <w:t>try</w:t>
+      </w:r>
+      <w:proofErr w:type="spellEnd"/>
+      <w:r>
+        <w:rPr>
+          <w:sz w:val="20"/>
+          <w:lang w:val="ru-RU"/>
+        </w:rPr>
+        <w:t>'''</w:t>
+      </w:r>
+    </w:p>
+    <w:p>
+      <w:pPr>
+        <w:pStyle w:val="a9"/>
+        <w:rPr>
+          <w:sz w:val="20"/>
+          <w:lang w:val="ru-RU"/>
+        </w:rPr>
+      </w:pPr>
+      <w:r>
+        <w:rPr>
+          <w:sz w:val="20"/>
+          <w:lang w:val="ru-RU"/>
+        </w:rPr>
+        <w:t xml:space="preserve">    </w:t>
+      </w:r>
+      <w:proofErr w:type="spellStart"/>
+      <w:proofErr w:type="gramStart"/>
+      <w:r>
+        <w:rPr>
+          <w:sz w:val="20"/>
+          <w:lang w:val="ru-RU"/>
+        </w:rPr>
+        <w:t>print</w:t>
+      </w:r>
+      <w:proofErr w:type="spellEnd"/>
+      <w:r>
+        <w:rPr>
+          <w:sz w:val="20"/>
+          <w:lang w:val="ru-RU"/>
+        </w:rPr>
+        <w:t>(</w:t>
+      </w:r>
+      <w:proofErr w:type="gramEnd"/>
+      <w:r>
+        <w:rPr>
+          <w:sz w:val="20"/>
+          <w:lang w:val="ru-RU"/>
+        </w:rPr>
+        <w:t>)</w:t>
+      </w:r>
+    </w:p>
+    <w:p>
+      <w:pPr>
+        <w:pStyle w:val="a9"/>
+        <w:rPr>
+          <w:sz w:val="20"/>
+          <w:lang w:val="ru-RU"/>
+        </w:rPr>
+      </w:pPr>
+      <w:r>
+        <w:rPr>
+          <w:sz w:val="20"/>
+          <w:lang w:val="ru-RU"/>
+        </w:rPr>
+        <w:t xml:space="preserve">    </w:t>
+      </w:r>
+      <w:proofErr w:type="spellStart"/>
+      <w:proofErr w:type="gramStart"/>
+      <w:r>
+        <w:rPr>
+          <w:sz w:val="20"/>
+          <w:lang w:val="ru-RU"/>
+        </w:rPr>
+        <w:t>print</w:t>
+      </w:r>
+      <w:proofErr w:type="spellEnd"/>
+      <w:r>
+        <w:rPr>
+          <w:sz w:val="20"/>
+          <w:lang w:val="ru-RU"/>
+        </w:rPr>
+        <w:t>(</w:t>
+      </w:r>
+      <w:proofErr w:type="gramEnd"/>
+      <w:r>
+        <w:rPr>
+          <w:sz w:val="20"/>
+          <w:lang w:val="ru-RU"/>
+        </w:rPr>
+        <w:t>"Введите время в формате:")</w:t>
+      </w:r>
+    </w:p>
+    <w:p>
+      <w:pPr>
+        <w:pStyle w:val="a9"/>
+        <w:rPr>
+          <w:sz w:val="20"/>
+        </w:rPr>
+      </w:pPr>
+      <w:r>
+        <w:rPr>
+          <w:sz w:val="20"/>
+          <w:lang w:val="ru-RU"/>
+        </w:rPr>
+        <w:t xml:space="preserve">    </w:t>
+      </w:r>
+      <w:proofErr w:type="gramStart"/>
+      <w:r>
+        <w:rPr>
+          <w:sz w:val="20"/>
+        </w:rPr>
+        <w:t>print(</w:t>
+      </w:r>
+      <w:proofErr w:type="gramEnd"/>
+      <w:r>
+        <w:rPr>
+          <w:sz w:val="20"/>
+        </w:rPr>
+        <w:t>"</w:t>
+      </w:r>
+      <w:r>
+        <w:rPr>
+          <w:sz w:val="20"/>
+          <w:lang w:val="ru-RU"/>
+        </w:rPr>
+        <w:t>часы</w:t>
+      </w:r>
+      <w:r>
+        <w:rPr>
+          <w:sz w:val="20"/>
+        </w:rPr>
+        <w:t xml:space="preserve"> </w:t>
+      </w:r>
+      <w:r>
+        <w:rPr>
+          <w:sz w:val="20"/>
+          <w:lang w:val="ru-RU"/>
+        </w:rPr>
+        <w:t>минуты</w:t>
+      </w:r>
+      <w:r>
+        <w:rPr>
+          <w:sz w:val="20"/>
+        </w:rPr>
+        <w:t>")</w:t>
+      </w:r>
+    </w:p>
+    <w:p>
+      <w:pPr>
+        <w:pStyle w:val="a9"/>
+        <w:rPr>
+          <w:sz w:val="20"/>
+        </w:rPr>
+      </w:pPr>
+    </w:p>
+    <w:p>
+      <w:pPr>
+        <w:pStyle w:val="a9"/>
+        <w:rPr>
+          <w:sz w:val="20"/>
+        </w:rPr>
+      </w:pPr>
+      <w:r>
+        <w:rPr>
+          <w:sz w:val="20"/>
+        </w:rPr>
+        <w:t xml:space="preserve">    </w:t>
+      </w:r>
+      <w:proofErr w:type="spellStart"/>
+      <w:r>
+        <w:rPr>
+          <w:sz w:val="20"/>
+        </w:rPr>
+        <w:t>input_line</w:t>
+      </w:r>
+      <w:proofErr w:type="spellEnd"/>
+      <w:r>
+        <w:rPr>
+          <w:sz w:val="20"/>
+        </w:rPr>
+        <w:t xml:space="preserve"> = </w:t>
+      </w:r>
+      <w:proofErr w:type="gramStart"/>
+      <w:r>
+        <w:rPr>
+          <w:sz w:val="20"/>
+        </w:rPr>
+        <w:t>input(</w:t>
+      </w:r>
+      <w:proofErr w:type="gramEnd"/>
+      <w:r>
+        <w:rPr>
+          <w:sz w:val="20"/>
+        </w:rPr>
+        <w:t>)</w:t>
+      </w:r>
+    </w:p>
+    <w:p>
+      <w:pPr>
+        <w:pStyle w:val="a9"/>
+        <w:rPr>
+          <w:sz w:val="20"/>
+        </w:rPr>
+      </w:pPr>
+      <w:r>
+        <w:rPr>
+          <w:sz w:val="20"/>
+        </w:rPr>
+        <w:t xml:space="preserve">    parts = </w:t>
+      </w:r>
+      <w:proofErr w:type="spellStart"/>
+      <w:r>
+        <w:rPr>
+          <w:sz w:val="20"/>
+        </w:rPr>
+        <w:t>input_</w:t>
+      </w:r>
+      <w:proofErr w:type="gramStart"/>
+      <w:r>
+        <w:rPr>
+          <w:sz w:val="20"/>
+        </w:rPr>
+        <w:t>line.split</w:t>
+      </w:r>
+      <w:proofErr w:type="spellEnd"/>
+      <w:proofErr w:type="gramEnd"/>
+      <w:r>
+        <w:rPr>
+          <w:sz w:val="20"/>
+        </w:rPr>
+        <w:t>()</w:t>
+      </w:r>
+    </w:p>
+    <w:p>
+      <w:pPr>
+        <w:pStyle w:val="a9"/>
+        <w:rPr>
+          <w:sz w:val="20"/>
+        </w:rPr>
+      </w:pPr>
+    </w:p>
+    <w:p>
+      <w:pPr>
+        <w:pStyle w:val="a9"/>
+        <w:rPr>
+          <w:sz w:val="20"/>
+          <w:lang w:val="ru-RU"/>
+        </w:rPr>
+      </w:pPr>
+      <w:r>
+        <w:rPr>
+          <w:sz w:val="20"/>
+        </w:rPr>
+        <w:t xml:space="preserve">    if </w:t>
+      </w:r>
+      <w:proofErr w:type="spellStart"/>
+      <w:r>
+        <w:rPr>
+          <w:sz w:val="20"/>
+        </w:rPr>
+        <w:t>len</w:t>
+      </w:r>
+      <w:proofErr w:type="spellEnd"/>
+      <w:r>
+        <w:rPr>
+          <w:sz w:val="20"/>
+        </w:rPr>
+        <w:t>(parts</w:t>
+      </w:r>
+      <w:proofErr w:type="gramStart"/>
+      <w:r>
+        <w:rPr>
+          <w:sz w:val="20"/>
+        </w:rPr>
+        <w:t>) !</w:t>
+      </w:r>
+      <w:proofErr w:type="gramEnd"/>
+      <w:r>
+        <w:rPr>
+          <w:sz w:val="20"/>
+        </w:rPr>
+        <w:t xml:space="preserve">= </w:t>
+      </w:r>
+      <w:r>
+        <w:rPr>
+          <w:sz w:val="20"/>
+          <w:lang w:val="ru-RU"/>
+        </w:rPr>
+        <w:t>2:</w:t>
+      </w:r>
+    </w:p>
+    <w:p>
+      <w:pPr>
+        <w:pStyle w:val="a9"/>
+        <w:rPr>
+          <w:sz w:val="20"/>
+          <w:lang w:val="ru-RU"/>
+        </w:rPr>
+      </w:pPr>
+      <w:r>
+        <w:rPr>
+          <w:sz w:val="20"/>
+          <w:lang w:val="ru-RU"/>
+        </w:rPr>
+        <w:t xml:space="preserve">        </w:t>
+      </w:r>
+      <w:proofErr w:type="spellStart"/>
+      <w:proofErr w:type="gramStart"/>
+      <w:r>
+        <w:rPr>
+          <w:sz w:val="20"/>
+          <w:lang w:val="ru-RU"/>
+        </w:rPr>
+        <w:t>print</w:t>
+      </w:r>
+      <w:proofErr w:type="spellEnd"/>
+      <w:r>
+        <w:rPr>
+          <w:sz w:val="20"/>
+          <w:lang w:val="ru-RU"/>
+        </w:rPr>
+        <w:t>(</w:t>
+      </w:r>
+      <w:proofErr w:type="gramEnd"/>
+      <w:r>
+        <w:rPr>
+          <w:sz w:val="20"/>
+          <w:lang w:val="ru-RU"/>
+        </w:rPr>
+        <w:t>"ошибка, вводите время в заданном формате")</w:t>
+      </w:r>
+    </w:p>
+    <w:p>
+      <w:pPr>
+        <w:pStyle w:val="a9"/>
+        <w:rPr>
+          <w:sz w:val="20"/>
+        </w:rPr>
+      </w:pPr>
+      <w:r>
+        <w:rPr>
+          <w:sz w:val="20"/>
+          <w:lang w:val="ru-RU"/>
+        </w:rPr>
+        <w:t xml:space="preserve">        </w:t>
+      </w:r>
+      <w:r>
+        <w:rPr>
+          <w:sz w:val="20"/>
+        </w:rPr>
+        <w:t>return</w:t>
+      </w:r>
+    </w:p>
+    <w:p>
+      <w:pPr>
+        <w:pStyle w:val="a9"/>
+        <w:rPr>
+          <w:sz w:val="20"/>
+        </w:rPr>
+      </w:pPr>
+      <w:r>
+        <w:rPr>
+          <w:sz w:val="20"/>
+        </w:rPr>
+        <w:t xml:space="preserve">    </w:t>
+      </w:r>
+    </w:p>
+    <w:p>
+      <w:pPr>
+        <w:pStyle w:val="a9"/>
+        <w:rPr>
+          <w:sz w:val="20"/>
+        </w:rPr>
+      </w:pPr>
+      <w:r>
+        <w:rPr>
+          <w:sz w:val="20"/>
+        </w:rPr>
+        <w:t xml:space="preserve">    #if parts[0</w:t>
+      </w:r>
+      <w:proofErr w:type="gramStart"/>
+      <w:r>
+        <w:rPr>
+          <w:sz w:val="20"/>
+        </w:rPr>
+        <w:t>].count</w:t>
+      </w:r>
+      <w:proofErr w:type="gramEnd"/>
+      <w:r>
+        <w:rPr>
+          <w:sz w:val="20"/>
+        </w:rPr>
+        <w:t>("-")!=0 or parts[1].count("-")!=0:</w:t>
+      </w:r>
+    </w:p>
+    <w:p>
+      <w:pPr>
+        <w:pStyle w:val="a9"/>
+        <w:rPr>
+          <w:sz w:val="20"/>
+        </w:rPr>
+      </w:pPr>
+      <w:r>
+        <w:rPr>
+          <w:sz w:val="20"/>
+        </w:rPr>
+        <w:t xml:space="preserve">    if parts[0</w:t>
+      </w:r>
+      <w:proofErr w:type="gramStart"/>
+      <w:r>
+        <w:rPr>
+          <w:sz w:val="20"/>
+        </w:rPr>
+        <w:t>].</w:t>
+      </w:r>
+      <w:proofErr w:type="spellStart"/>
+      <w:r>
+        <w:rPr>
+          <w:sz w:val="20"/>
+        </w:rPr>
+        <w:t>startswith</w:t>
+      </w:r>
+      <w:proofErr w:type="spellEnd"/>
+      <w:proofErr w:type="gramEnd"/>
+      <w:r>
+        <w:rPr>
+          <w:sz w:val="20"/>
+        </w:rPr>
+        <w:t>('-') or parts[1].</w:t>
+      </w:r>
+      <w:proofErr w:type="spellStart"/>
+      <w:r>
+        <w:rPr>
+          <w:sz w:val="20"/>
+        </w:rPr>
+        <w:t>startswith</w:t>
+      </w:r>
+      <w:proofErr w:type="spellEnd"/>
+      <w:r>
+        <w:rPr>
+          <w:sz w:val="20"/>
+        </w:rPr>
+        <w:t>('-'):#</w:t>
+      </w:r>
+      <w:r>
+        <w:rPr>
+          <w:sz w:val="20"/>
+          <w:lang w:val="ru-RU"/>
+        </w:rPr>
+        <w:t>правильнее</w:t>
+      </w:r>
+      <w:r>
+        <w:rPr>
+          <w:sz w:val="20"/>
+        </w:rPr>
+        <w:t xml:space="preserve">, </w:t>
+      </w:r>
+      <w:r>
+        <w:rPr>
+          <w:sz w:val="20"/>
+          <w:lang w:val="ru-RU"/>
+        </w:rPr>
+        <w:t>исключение</w:t>
+      </w:r>
+      <w:r>
+        <w:rPr>
+          <w:sz w:val="20"/>
+        </w:rPr>
+        <w:t xml:space="preserve"> </w:t>
+      </w:r>
+      <w:r>
+        <w:rPr>
+          <w:sz w:val="20"/>
+          <w:lang w:val="ru-RU"/>
+        </w:rPr>
+        <w:t>особых</w:t>
+      </w:r>
+      <w:r>
+        <w:rPr>
+          <w:sz w:val="20"/>
+        </w:rPr>
+        <w:t xml:space="preserve"> </w:t>
+      </w:r>
+      <w:r>
+        <w:rPr>
+          <w:sz w:val="20"/>
+          <w:lang w:val="ru-RU"/>
+        </w:rPr>
+        <w:t>случаев</w:t>
+      </w:r>
+    </w:p>
+    <w:p>
+      <w:pPr>
+        <w:pStyle w:val="a9"/>
+        <w:rPr>
+          <w:sz w:val="20"/>
+          <w:lang w:val="ru-RU"/>
+        </w:rPr>
+      </w:pPr>
+      <w:r>
+        <w:rPr>
+          <w:sz w:val="20"/>
+        </w:rPr>
+        <w:t xml:space="preserve">        </w:t>
+      </w:r>
+      <w:proofErr w:type="spellStart"/>
+      <w:proofErr w:type="gramStart"/>
+      <w:r>
+        <w:rPr>
+          <w:sz w:val="20"/>
+          <w:lang w:val="ru-RU"/>
+        </w:rPr>
+        <w:t>print</w:t>
+      </w:r>
+      <w:proofErr w:type="spellEnd"/>
+      <w:r>
+        <w:rPr>
+          <w:sz w:val="20"/>
+          <w:lang w:val="ru-RU"/>
+        </w:rPr>
+        <w:t>(</w:t>
+      </w:r>
+      <w:proofErr w:type="gramEnd"/>
+      <w:r>
+        <w:rPr>
+          <w:sz w:val="20"/>
+          <w:lang w:val="ru-RU"/>
+        </w:rPr>
+        <w:t xml:space="preserve">"ошибка, вводите время в верном </w:t>
+      </w:r>
+      <w:proofErr w:type="spellStart"/>
+      <w:r>
+        <w:rPr>
+          <w:sz w:val="20"/>
+          <w:lang w:val="ru-RU"/>
+        </w:rPr>
+        <w:t>диапозоне</w:t>
+      </w:r>
+      <w:proofErr w:type="spellEnd"/>
+      <w:r>
+        <w:rPr>
+          <w:sz w:val="20"/>
+          <w:lang w:val="ru-RU"/>
+        </w:rPr>
+        <w:t xml:space="preserve"> значений")</w:t>
+      </w:r>
+    </w:p>
+    <w:p>
+      <w:pPr>
+        <w:pStyle w:val="a9"/>
+        <w:rPr>
+          <w:sz w:val="20"/>
+        </w:rPr>
+      </w:pPr>
+      <w:r>
+        <w:rPr>
+          <w:sz w:val="20"/>
+          <w:lang w:val="ru-RU"/>
+        </w:rPr>
+        <w:t xml:space="preserve">        </w:t>
+      </w:r>
+      <w:r>
+        <w:rPr>
+          <w:sz w:val="20"/>
+        </w:rPr>
+        <w:t>return</w:t>
+      </w:r>
+    </w:p>
+    <w:p>
+      <w:pPr>
+        <w:pStyle w:val="a9"/>
+        <w:rPr>
+          <w:sz w:val="20"/>
+        </w:rPr>
+      </w:pPr>
+      <w:r>
+        <w:rPr>
+          <w:sz w:val="20"/>
+        </w:rPr>
+        <w:t xml:space="preserve">    try:</w:t>
+      </w:r>
+    </w:p>
+    <w:p>
+      <w:pPr>
+        <w:pStyle w:val="a9"/>
+        <w:rPr>
+          <w:sz w:val="20"/>
+        </w:rPr>
+      </w:pPr>
+      <w:r>
+        <w:rPr>
+          <w:sz w:val="20"/>
+        </w:rPr>
+        <w:t xml:space="preserve">        hours = </w:t>
+      </w:r>
+      <w:proofErr w:type="spellStart"/>
+      <w:r>
+        <w:rPr>
+          <w:sz w:val="20"/>
+        </w:rPr>
+        <w:t>int</w:t>
+      </w:r>
+      <w:proofErr w:type="spellEnd"/>
+      <w:r>
+        <w:rPr>
+          <w:sz w:val="20"/>
+        </w:rPr>
+        <w:t>(</w:t>
+      </w:r>
+      <w:proofErr w:type="gramStart"/>
+      <w:r>
+        <w:rPr>
+          <w:sz w:val="20"/>
+        </w:rPr>
+        <w:t>parts[</w:t>
+      </w:r>
+      <w:proofErr w:type="gramEnd"/>
+      <w:r>
+        <w:rPr>
+          <w:sz w:val="20"/>
+        </w:rPr>
+        <w:t>0])</w:t>
+      </w:r>
+    </w:p>
+    <w:p>
+      <w:pPr>
+        <w:pStyle w:val="a9"/>
+        <w:rPr>
+          <w:sz w:val="20"/>
+        </w:rPr>
+      </w:pPr>
+      <w:r>
+        <w:rPr>
+          <w:sz w:val="20"/>
+        </w:rPr>
+        <w:t xml:space="preserve">        minutes = </w:t>
+      </w:r>
+      <w:proofErr w:type="spellStart"/>
+      <w:r>
+        <w:rPr>
+          <w:sz w:val="20"/>
+        </w:rPr>
+        <w:t>int</w:t>
+      </w:r>
+      <w:proofErr w:type="spellEnd"/>
+      <w:r>
+        <w:rPr>
+          <w:sz w:val="20"/>
+        </w:rPr>
+        <w:t>(</w:t>
+      </w:r>
+      <w:proofErr w:type="gramStart"/>
+      <w:r>
+        <w:rPr>
+          <w:sz w:val="20"/>
+        </w:rPr>
+        <w:t>parts[</w:t>
+      </w:r>
+      <w:proofErr w:type="gramEnd"/>
+      <w:r>
+        <w:rPr>
+          <w:sz w:val="20"/>
+        </w:rPr>
+        <w:t>1])</w:t>
+      </w:r>
+    </w:p>
+    <w:p>
+      <w:pPr>
+        <w:pStyle w:val="a9"/>
+        <w:rPr>
+          <w:sz w:val="20"/>
+        </w:rPr>
+      </w:pPr>
+      <w:r>
+        <w:rPr>
+          <w:sz w:val="20"/>
+        </w:rPr>
+        <w:t xml:space="preserve">    except </w:t>
+      </w:r>
+      <w:proofErr w:type="spellStart"/>
+      <w:r>
+        <w:rPr>
+          <w:sz w:val="20"/>
+        </w:rPr>
+        <w:t>ValueError</w:t>
+      </w:r>
+      <w:proofErr w:type="spellEnd"/>
+      <w:r>
+        <w:rPr>
+          <w:sz w:val="20"/>
+        </w:rPr>
+        <w:t>:</w:t>
+      </w:r>
+    </w:p>
+    <w:p>
+      <w:pPr>
+        <w:pStyle w:val="a9"/>
+        <w:rPr>
+          <w:sz w:val="20"/>
+          <w:lang w:val="ru-RU"/>
+        </w:rPr>
+      </w:pPr>
+      <w:r>
+        <w:rPr>
+          <w:sz w:val="20"/>
+        </w:rPr>
+        <w:t xml:space="preserve">        </w:t>
+      </w:r>
+      <w:proofErr w:type="spellStart"/>
+      <w:proofErr w:type="gramStart"/>
+      <w:r>
+        <w:rPr>
+          <w:sz w:val="20"/>
+          <w:lang w:val="ru-RU"/>
+        </w:rPr>
+        <w:t>print</w:t>
+      </w:r>
+      <w:proofErr w:type="spellEnd"/>
+      <w:r>
+        <w:rPr>
+          <w:sz w:val="20"/>
+          <w:lang w:val="ru-RU"/>
+        </w:rPr>
+        <w:t>(</w:t>
+      </w:r>
+      <w:proofErr w:type="gramEnd"/>
+      <w:r>
+        <w:rPr>
+          <w:sz w:val="20"/>
+          <w:lang w:val="ru-RU"/>
+        </w:rPr>
+        <w:t>"ошибка, вводите время в заданном формате")</w:t>
+      </w:r>
+    </w:p>
+    <w:p>
+      <w:pPr>
+        <w:pStyle w:val="a9"/>
+        <w:rPr>
+          <w:sz w:val="20"/>
+        </w:rPr>
+      </w:pPr>
+      <w:r>
+        <w:rPr>
+          <w:sz w:val="20"/>
+          <w:lang w:val="ru-RU"/>
+        </w:rPr>
+        <w:t xml:space="preserve">        </w:t>
+      </w:r>
+      <w:r>
+        <w:rPr>
+          <w:sz w:val="20"/>
+        </w:rPr>
+        <w:t>return</w:t>
+      </w:r>
+    </w:p>
+    <w:p>
+      <w:pPr>
+        <w:pStyle w:val="a9"/>
+        <w:rPr>
+          <w:sz w:val="20"/>
+        </w:rPr>
+      </w:pPr>
+    </w:p>
+    <w:p>
+      <w:pPr>
+        <w:pStyle w:val="a9"/>
+        <w:rPr>
+          <w:sz w:val="20"/>
+        </w:rPr>
+      </w:pPr>
+    </w:p>
+    <w:p>
+      <w:pPr>
+        <w:pStyle w:val="a9"/>
+        <w:rPr>
+          <w:sz w:val="20"/>
+        </w:rPr>
+      </w:pPr>
+      <w:r>
+        <w:rPr>
+          <w:sz w:val="20"/>
+        </w:rPr>
+        <w:t xml:space="preserve">    if not </w:t>
+      </w:r>
+      <w:proofErr w:type="spellStart"/>
+      <w:r>
+        <w:rPr>
+          <w:sz w:val="20"/>
+        </w:rPr>
+        <w:t>check_hours</w:t>
+      </w:r>
+      <w:proofErr w:type="spellEnd"/>
+      <w:r>
+        <w:rPr>
+          <w:sz w:val="20"/>
+        </w:rPr>
+        <w:t>(hours):</w:t>
+      </w:r>
+    </w:p>
+    <w:p>
+      <w:pPr>
+        <w:pStyle w:val="a9"/>
+        <w:rPr>
+          <w:sz w:val="20"/>
+        </w:rPr>
+      </w:pPr>
+      <w:r>
+        <w:rPr>
+          <w:sz w:val="20"/>
+        </w:rPr>
+        <w:t xml:space="preserve">        return</w:t>
+      </w:r>
+    </w:p>
+    <w:p>
+      <w:pPr>
+        <w:pStyle w:val="a9"/>
+        <w:rPr>
+          <w:sz w:val="20"/>
+        </w:rPr>
+      </w:pPr>
+      <w:r>
+        <w:rPr>
+          <w:sz w:val="20"/>
+        </w:rPr>
+        <w:t xml:space="preserve">    if not </w:t>
+      </w:r>
+      <w:proofErr w:type="spellStart"/>
+      <w:r>
+        <w:rPr>
+          <w:sz w:val="20"/>
+        </w:rPr>
+        <w:t>check_minutes</w:t>
+      </w:r>
+      <w:proofErr w:type="spellEnd"/>
+      <w:r>
+        <w:rPr>
+          <w:sz w:val="20"/>
+        </w:rPr>
+        <w:t>(minutes):</w:t>
+      </w:r>
+    </w:p>
+    <w:p>
+      <w:pPr>
+        <w:pStyle w:val="a9"/>
+        <w:rPr>
+          <w:sz w:val="20"/>
+        </w:rPr>
+      </w:pPr>
+      <w:r>
+        <w:rPr>
+          <w:sz w:val="20"/>
+        </w:rPr>
+        <w:t xml:space="preserve">        return</w:t>
+      </w:r>
+    </w:p>
+    <w:p>
+      <w:pPr>
+        <w:pStyle w:val="a9"/>
+        <w:rPr>
+          <w:sz w:val="20"/>
+        </w:rPr>
+      </w:pPr>
+    </w:p>
+    <w:p>
+      <w:pPr>
+        <w:pStyle w:val="a9"/>
+        <w:rPr>
+          <w:sz w:val="20"/>
+        </w:rPr>
+      </w:pPr>
+    </w:p>
+    <w:p>
+      <w:pPr>
+        <w:pStyle w:val="a9"/>
+        <w:rPr>
+          <w:sz w:val="20"/>
+        </w:rPr>
+      </w:pPr>
+      <w:r>
+        <w:rPr>
+          <w:sz w:val="20"/>
+        </w:rPr>
+        <w:t xml:space="preserve">    if hours == 0 and minutes == 0:</w:t>
+      </w:r>
+    </w:p>
+    <w:p>
+      <w:pPr>
+        <w:pStyle w:val="a9"/>
+        <w:rPr>
+          <w:sz w:val="20"/>
+        </w:rPr>
+      </w:pPr>
+      <w:r>
+        <w:rPr>
+          <w:sz w:val="20"/>
+        </w:rPr>
+        <w:t xml:space="preserve">        print("</w:t>
+      </w:r>
+      <w:r>
+        <w:rPr>
+          <w:sz w:val="20"/>
+          <w:lang w:val="ru-RU"/>
+        </w:rPr>
+        <w:t>полночь</w:t>
+      </w:r>
+      <w:r>
+        <w:rPr>
+          <w:sz w:val="20"/>
+        </w:rPr>
+        <w:t>")</w:t>
+      </w:r>
+    </w:p>
+    <w:p>
+      <w:pPr>
+        <w:pStyle w:val="a9"/>
+        <w:rPr>
+          <w:sz w:val="20"/>
+        </w:rPr>
+      </w:pPr>
+      <w:r>
+        <w:rPr>
+          <w:sz w:val="20"/>
+        </w:rPr>
+        <w:t xml:space="preserve">    </w:t>
+      </w:r>
+      <w:proofErr w:type="spellStart"/>
+      <w:r>
+        <w:rPr>
+          <w:sz w:val="20"/>
+        </w:rPr>
+        <w:t>elif</w:t>
+      </w:r>
+      <w:proofErr w:type="spellEnd"/>
+      <w:r>
+        <w:rPr>
+          <w:sz w:val="20"/>
+        </w:rPr>
+        <w:t xml:space="preserve"> hours == 12 and minutes == 0:</w:t>
+      </w:r>
+    </w:p>
+    <w:p>
+      <w:pPr>
+        <w:pStyle w:val="a9"/>
+        <w:rPr>
+          <w:sz w:val="20"/>
+        </w:rPr>
+      </w:pPr>
+      <w:r>
+        <w:rPr>
+          <w:sz w:val="20"/>
+        </w:rPr>
+        <w:t xml:space="preserve">        print("</w:t>
+      </w:r>
+      <w:r>
+        <w:rPr>
+          <w:sz w:val="20"/>
+          <w:lang w:val="ru-RU"/>
+        </w:rPr>
+        <w:t>полдень</w:t>
+      </w:r>
+      <w:r>
+        <w:rPr>
+          <w:sz w:val="20"/>
+        </w:rPr>
+        <w:t>")</w:t>
+      </w:r>
+    </w:p>
+    <w:p>
+      <w:pPr>
+        <w:pStyle w:val="a9"/>
+        <w:rPr>
+          <w:sz w:val="20"/>
+        </w:rPr>
+      </w:pPr>
+      <w:r>
+        <w:rPr>
+          <w:sz w:val="20"/>
+        </w:rPr>
+        <w:t xml:space="preserve">    else:</w:t>
+      </w:r>
+    </w:p>
+    <w:p>
+      <w:pPr>
+        <w:pStyle w:val="a9"/>
+        <w:rPr>
+          <w:sz w:val="20"/>
+        </w:rPr>
+      </w:pPr>
+      <w:r>
+        <w:rPr>
+          <w:sz w:val="20"/>
+        </w:rPr>
+        <w:t xml:space="preserve">        </w:t>
+      </w:r>
+      <w:proofErr w:type="spellStart"/>
+      <w:r>
+        <w:rPr>
+          <w:sz w:val="20"/>
+        </w:rPr>
+        <w:t>translate_hours</w:t>
+      </w:r>
+      <w:proofErr w:type="spellEnd"/>
+      <w:r>
+        <w:rPr>
+          <w:sz w:val="20"/>
+        </w:rPr>
+        <w:t>(hours)</w:t>
+      </w:r>
+    </w:p>
+    <w:p>
+      <w:pPr>
+        <w:pStyle w:val="a9"/>
+        <w:rPr>
+          <w:sz w:val="20"/>
+        </w:rPr>
+      </w:pPr>
+      <w:r>
+        <w:rPr>
+          <w:sz w:val="20"/>
+        </w:rPr>
+        <w:t xml:space="preserve">        </w:t>
+      </w:r>
+      <w:proofErr w:type="spellStart"/>
+      <w:r>
+        <w:rPr>
+          <w:sz w:val="20"/>
+        </w:rPr>
+        <w:t>translate_minutes</w:t>
+      </w:r>
+      <w:proofErr w:type="spellEnd"/>
+      <w:r>
+        <w:rPr>
+          <w:sz w:val="20"/>
+        </w:rPr>
+        <w:t>(minutes)</w:t>
+      </w:r>
+    </w:p>
+    <w:p>
+      <w:pPr>
+        <w:pStyle w:val="a9"/>
+        <w:rPr>
+          <w:sz w:val="20"/>
+        </w:rPr>
+      </w:pPr>
+      <w:r>
+        <w:rPr>
+          <w:sz w:val="20"/>
+        </w:rPr>
+        <w:t xml:space="preserve">        </w:t>
+      </w:r>
+      <w:proofErr w:type="spellStart"/>
+      <w:r>
+        <w:rPr>
+          <w:sz w:val="20"/>
+        </w:rPr>
+        <w:t>print_time_of_</w:t>
+      </w:r>
+      <w:proofErr w:type="gramStart"/>
+      <w:r>
+        <w:rPr>
+          <w:sz w:val="20"/>
+        </w:rPr>
+        <w:t>day</w:t>
+      </w:r>
+      <w:proofErr w:type="spellEnd"/>
+      <w:r>
+        <w:rPr>
+          <w:sz w:val="20"/>
+        </w:rPr>
+        <w:t>(</w:t>
+      </w:r>
+      <w:proofErr w:type="gramEnd"/>
+      <w:r>
+        <w:rPr>
+          <w:sz w:val="20"/>
+        </w:rPr>
+        <w:t>hours, minutes)</w:t>
+      </w:r>
+    </w:p>
+    <w:p>
+      <w:pPr>
+        <w:pStyle w:val="a9"/>
+        <w:rPr>
+          <w:sz w:val="20"/>
+        </w:rPr>
+      </w:pPr>
+      <w:r>
+        <w:rPr>
+          <w:sz w:val="20"/>
+        </w:rPr>
+        <w:t xml:space="preserve">        </w:t>
+      </w:r>
+      <w:proofErr w:type="spellStart"/>
+      <w:r>
+        <w:rPr>
+          <w:sz w:val="20"/>
+        </w:rPr>
+        <w:t>print_exactly</w:t>
+      </w:r>
+      <w:proofErr w:type="spellEnd"/>
+      <w:r>
+        <w:rPr>
+          <w:sz w:val="20"/>
+        </w:rPr>
+        <w:t>(minutes)</w:t>
+      </w:r>
+    </w:p>
+    <w:p>
+      <w:pPr>
+        <w:pStyle w:val="a9"/>
+        <w:rPr>
+          <w:sz w:val="20"/>
+        </w:rPr>
+      </w:pPr>
+    </w:p>
+    <w:p>
+      <w:pPr>
+        <w:pStyle w:val="a9"/>
+        <w:rPr>
+          <w:sz w:val="20"/>
+        </w:rPr>
+      </w:pPr>
+    </w:p>
+    <w:p>
+      <w:pPr>
+        <w:pStyle w:val="a9"/>
+        <w:rPr>
+          <w:sz w:val="20"/>
+        </w:rPr>
+      </w:pPr>
+    </w:p>
+    <w:p>
+      <w:pPr>
+        <w:pStyle w:val="a9"/>
+        <w:rPr>
+          <w:sz w:val="20"/>
+        </w:rPr>
+      </w:pPr>
+    </w:p>
+    <w:p>
+      <w:pPr>
+        <w:pStyle w:val="a9"/>
+        <w:rPr>
+          <w:sz w:val="20"/>
+        </w:rPr>
+      </w:pPr>
+      <w:r>
+        <w:rPr>
+          <w:sz w:val="20"/>
+        </w:rPr>
+        <w:lastRenderedPageBreak/>
+        <w:t>if __name__ == "__main__":</w:t>
+      </w:r>
+    </w:p>
+    <w:p>
+      <w:pPr>
+        <w:pStyle w:val="a9"/>
+        <w:rPr>
+          <w:sz w:val="20"/>
+          <w:lang w:val="ru-RU"/>
+        </w:rPr>
+      </w:pPr>
+      <w:r>
+        <w:rPr>
+          <w:sz w:val="20"/>
+        </w:rPr>
+        <w:t xml:space="preserve">    </w:t>
+      </w:r>
+      <w:proofErr w:type="spellStart"/>
+      <w:proofErr w:type="gramStart"/>
+      <w:r>
+        <w:rPr>
+          <w:sz w:val="20"/>
+          <w:lang w:val="ru-RU"/>
+        </w:rPr>
+        <w:t>main</w:t>
+      </w:r>
+      <w:proofErr w:type="spellEnd"/>
+      <w:r>
+        <w:rPr>
+          <w:sz w:val="20"/>
+          <w:lang w:val="ru-RU"/>
+        </w:rPr>
+        <w:t>(</w:t>
+      </w:r>
+      <w:proofErr w:type="gramEnd"/>
+      <w:r>
+        <w:rPr>
+          <w:sz w:val="20"/>
+          <w:lang w:val="ru-RU"/>
+        </w:rPr>
+        <w:t>)</w:t>
+      </w:r>
+    </w:p>
+    <w:p>
+      <w:pPr>
+        <w:spacing w:line="240" w:lineRule="auto"/>
+        <w:jc w:val="center"/>
+        <w:rPr>
+          <w:rFonts w:ascii="Times New Roman" w:eastAsia="Times New Roman" w:hAnsi="Times New Roman" w:cs="Times New Roman"/>
+          <w:color w:val="000000"/>
+          <w:sz w:val="32"/>
+          <w:szCs w:val="32"/>
+        </w:rPr>
+      </w:pPr>
+    </w:p>
+    <w:p>
+      <w:pPr>
+        <w:spacing w:line="240" w:lineRule="auto"/>
         <w:rPr>
           <w:rFonts w:ascii="Times New Roman" w:eastAsia="Times New Roman" w:hAnsi="Times New Roman" w:cs="Times New Roman"/>
           <w:color w:val="000000"/>
           <w:sz w:val="24"/>
           <w:szCs w:val="24"/>
+          <w:lang w:val="ru-RU"/>
+        </w:rPr>
+      </w:pPr>
+    </w:p>
+    <w:p>
+      <w:pPr>
+        <w:spacing w:line="240" w:lineRule="auto"/>
+        <w:jc w:val="center"/>
+        <w:rPr>
+          <w:rFonts w:ascii="Times New Roman" w:eastAsia="Times New Roman" w:hAnsi="Times New Roman" w:cs="Times New Roman"/>
+          <w:color w:val="000000"/>
+          <w:sz w:val="32"/>
+          <w:szCs w:val="32"/>
           <w:lang w:val="ru-RU"/>
         </w:rPr>
       </w:pPr>
@@ -1817,8 +5631,6 @@
         </w:rPr>
         <w:t>Вывод</w:t>
       </w:r>
-      <w:bookmarkStart w:id="1" w:name="_GoBack"/>
-      <w:bookmarkEnd w:id="1"/>
     </w:p>
     <w:p>
       <w:pPr>
@@ -2015,7 +5827,18 @@
           <w:szCs w:val="32"/>
           <w:lang w:val="ru-RU"/>
         </w:rPr>
-        <w:t>Программа протестирована на различных наборах данных, включая пограничные значения (0:00, 12:00, 23:59) и демонстрирует корректную работу с учетом всех правил склонения числительных и определения времени суток. Освоены ключевые аспекты обработки пользовательского ввода, работы с условными конструкциями и форматированного вывода информации.</w:t>
+        <w:t xml:space="preserve">Программа протестирована на различных наборах данных, включая пограничные значения (0:00, 12:00, 23:59) и демонстрирует корректную работу с учетом всех правил склонения числительных и определения времени суток. Освоены ключевые аспекты обработки пользовательского </w:t>
+      </w:r>
+      <w:r>
+        <w:rPr>
+          <w:rFonts w:ascii="Times New Roman" w:eastAsia="Times New Roman" w:hAnsi="Times New Roman" w:cs="Times New Roman"/>
+          <w:color w:val="000000"/>
+          <w:sz w:val="28"/>
+          <w:szCs w:val="32"/>
+          <w:lang w:val="ru-RU"/>
+        </w:rPr>
+        <w:lastRenderedPageBreak/>
+        <w:t>ввода, работы с условными конструкциями и форматированного вывода информации.</w:t>
       </w:r>
     </w:p>
     <w:p>
@@ -2041,7 +5864,7 @@
 </file>
 
 <file path=word/numbering.xml><?xml version="1.0" encoding="utf-8"?>
-<w:numbering xmlns:wpc="http://schemas.microsoft.com/office/word/2010/wordprocessingCanvas" xmlns:mc="http://schemas.openxmlformats.org/markup-compatibility/2006" xmlns:o="urn:schemas-microsoft-com:office:office" xmlns:r="http://schemas.openxmlformats.org/officeDocument/2006/relationships" xmlns:m="http://schemas.openxmlformats.org/officeDocument/2006/math" xmlns:v="urn:schemas-microsoft-com:vml" xmlns:wp14="http://schemas.microsoft.com/office/word/2010/wordprocessingDrawing" xmlns:wp="http://schemas.openxmlformats.org/drawingml/2006/wordprocessingDrawing" xmlns:w10="urn:schemas-microsoft-com:office:word" xmlns:w="http://schemas.openxmlformats.org/wordprocessingml/2006/main" xmlns:w14="http://schemas.microsoft.com/office/word/2010/wordml" xmlns:w15="http://schemas.microsoft.com/office/word/2012/wordml" xmlns:wpg="http://schemas.microsoft.com/office/word/2010/wordprocessingGroup" xmlns:wpi="http://schemas.microsoft.com/office/word/2010/wordprocessingInk" xmlns:wne="http://schemas.microsoft.com/office/word/2006/wordml" xmlns:wps="http://schemas.microsoft.com/office/word/2010/wordprocessingShape" mc:Ignorable="w14 w15 wp14">
+<w:numbering xmlns:wpc="http://schemas.microsoft.com/office/word/2010/wordprocessingCanvas" xmlns:cx="http://schemas.microsoft.com/office/drawing/2014/chartex" xmlns:mc="http://schemas.openxmlformats.org/markup-compatibility/2006" xmlns:o="urn:schemas-microsoft-com:office:office" xmlns:r="http://schemas.openxmlformats.org/officeDocument/2006/relationships" xmlns:m="http://schemas.openxmlformats.org/officeDocument/2006/math" xmlns:v="urn:schemas-microsoft-com:vml" xmlns:wp14="http://schemas.microsoft.com/office/word/2010/wordprocessingDrawing" xmlns:wp="http://schemas.openxmlformats.org/drawingml/2006/wordprocessingDrawing" xmlns:w10="urn:schemas-microsoft-com:office:word" xmlns:w="http://schemas.openxmlformats.org/wordprocessingml/2006/main" xmlns:w14="http://schemas.microsoft.com/office/word/2010/wordml" xmlns:w15="http://schemas.microsoft.com/office/word/2012/wordml" xmlns:w16se="http://schemas.microsoft.com/office/word/2015/wordml/symex" xmlns:wpg="http://schemas.microsoft.com/office/word/2010/wordprocessingGroup" xmlns:wpi="http://schemas.microsoft.com/office/word/2010/wordprocessingInk" xmlns:wne="http://schemas.microsoft.com/office/word/2006/wordml" xmlns:wps="http://schemas.microsoft.com/office/word/2010/wordprocessingShape" mc:Ignorable="w14 w15 w16se wp14">
   <w:abstractNum w:abstractNumId="0" w15:restartNumberingAfterBreak="0">
     <w:nsid w:val="057474EB"/>
     <w:multiLevelType w:val="multilevel"/>
@@ -2808,7 +6631,7 @@
 </file>
 
 <file path=word/styles.xml><?xml version="1.0" encoding="utf-8"?>
-<w:styles xmlns:mc="http://schemas.openxmlformats.org/markup-compatibility/2006" xmlns:r="http://schemas.openxmlformats.org/officeDocument/2006/relationships" xmlns:w="http://schemas.openxmlformats.org/wordprocessingml/2006/main" xmlns:w14="http://schemas.microsoft.com/office/word/2010/wordml" xmlns:w15="http://schemas.microsoft.com/office/word/2012/wordml" mc:Ignorable="w14 w15">
+<w:styles xmlns:mc="http://schemas.openxmlformats.org/markup-compatibility/2006" xmlns:r="http://schemas.openxmlformats.org/officeDocument/2006/relationships" xmlns:w="http://schemas.openxmlformats.org/wordprocessingml/2006/main" xmlns:w14="http://schemas.microsoft.com/office/word/2010/wordml" xmlns:w15="http://schemas.microsoft.com/office/word/2012/wordml" xmlns:w16se="http://schemas.microsoft.com/office/word/2015/wordml/symex" mc:Ignorable="w14 w15 w16se">
   <w:docDefaults>
     <w:rPrDefault>
       <w:rPr>
@@ -3460,6 +7283,15 @@
       <w:lang w:val="ru-RU" w:eastAsia="ru-RU"/>
     </w:rPr>
   </w:style>
+  <w:style w:type="paragraph" w:styleId="a9">
+    <w:name w:val="No Spacing"/>
+    <w:uiPriority w:val="1"/>
+    <w:qFormat/>
+    <w:rsid w:val="008F562C"/>
+    <w:pPr>
+      <w:spacing w:after="0" w:line="240" w:lineRule="auto"/>
+    </w:pPr>
+  </w:style>
 </w:styles>
 </file>
 
